--- a/plantillas/plantilla_contrato_solo_tv_auxiliar.docx
+++ b/plantillas/plantilla_contrato_solo_tv_auxiliar.docx
@@ -8,7 +8,7 @@
           <w:noProof/>
         </w:rPr>
         <w:drawing>
-          <wp:anchor distT="0" distB="0" distL="114300" distR="114300" simplePos="0" relativeHeight="251658240" behindDoc="1" locked="0" layoutInCell="1" allowOverlap="1" wp14:anchorId="7411389F" wp14:editId="55ADEEF2">
+          <wp:anchor distT="0" distB="0" distL="114300" distR="114300" simplePos="0" relativeHeight="251658240" behindDoc="1" locked="0" layoutInCell="1" allowOverlap="1" wp14:anchorId="7411389F" wp14:editId="3E7630CC">
             <wp:simplePos x="0" y="0"/>
             <wp:positionH relativeFrom="page">
               <wp:align>left</wp:align>
@@ -70,6 +70,268 @@
     <w:p>
       <w:r>
         <w:rPr>
+          <w:rFonts w:ascii="Times New Roman" w:hAnsi="Times New Roman" w:cs="Times New Roman"/>
+          <w:noProof/>
+          <w:kern w:val="0"/>
+          <w:sz w:val="24"/>
+          <w:szCs w:val="24"/>
+          <w:lang w:eastAsia="es-CO"/>
+          <w14:ligatures w14:val="none"/>
+        </w:rPr>
+        <mc:AlternateContent>
+          <mc:Choice Requires="wps">
+            <w:drawing>
+              <wp:anchor distT="0" distB="0" distL="114300" distR="114300" simplePos="0" relativeHeight="251763712" behindDoc="0" locked="0" layoutInCell="1" allowOverlap="1" wp14:anchorId="704F54C9" wp14:editId="4C0E573A">
+                <wp:simplePos x="0" y="0"/>
+                <wp:positionH relativeFrom="page">
+                  <wp:posOffset>3937635</wp:posOffset>
+                </wp:positionH>
+                <wp:positionV relativeFrom="paragraph">
+                  <wp:posOffset>9348676</wp:posOffset>
+                </wp:positionV>
+                <wp:extent cx="3310255" cy="1120346"/>
+                <wp:effectExtent l="0" t="0" r="0" b="3810"/>
+                <wp:wrapNone/>
+                <wp:docPr id="1658278432" name="Cuadro de texto 48"/>
+                <wp:cNvGraphicFramePr/>
+                <a:graphic xmlns:a="http://schemas.openxmlformats.org/drawingml/2006/main">
+                  <a:graphicData uri="http://schemas.microsoft.com/office/word/2010/wordprocessingShape">
+                    <wps:wsp>
+                      <wps:cNvSpPr txBox="1"/>
+                      <wps:spPr>
+                        <a:xfrm>
+                          <a:off x="0" y="0"/>
+                          <a:ext cx="3310255" cy="1120346"/>
+                        </a:xfrm>
+                        <a:prstGeom prst="rect">
+                          <a:avLst/>
+                        </a:prstGeom>
+                        <a:noFill/>
+                        <a:ln>
+                          <a:noFill/>
+                        </a:ln>
+                      </wps:spPr>
+                      <wps:style>
+                        <a:lnRef idx="0">
+                          <a:scrgbClr r="0" g="0" b="0"/>
+                        </a:lnRef>
+                        <a:fillRef idx="0">
+                          <a:scrgbClr r="0" g="0" b="0"/>
+                        </a:fillRef>
+                        <a:effectRef idx="0">
+                          <a:scrgbClr r="0" g="0" b="0"/>
+                        </a:effectRef>
+                        <a:fontRef idx="minor">
+                          <a:schemeClr val="dk1"/>
+                        </a:fontRef>
+                      </wps:style>
+                      <wps:txbx>
+                        <w:txbxContent>
+                          <w:p>
+                            <w:pPr>
+                              <w:spacing w:after="0" w:line="408" w:lineRule="auto"/>
+                              <w:jc w:val="center"/>
+                              <w:rPr>
+                                <w:rFonts w:ascii="Arial" w:hAnsi="Arial" w:cs="Arial"/>
+                                <w:position w:val="-6"/>
+                                <w:sz w:val="18"/>
+                                <w:szCs w:val="18"/>
+                              </w:rPr>
+                            </w:pPr>
+                            <w:proofErr w:type="gramStart"/>
+                            <w:r>
+                              <w:rPr>
+                                <w:rFonts w:ascii="Arial" w:hAnsi="Arial" w:cs="Arial"/>
+                                <w:position w:val="-6"/>
+                                <w:sz w:val="18"/>
+                                <w:szCs w:val="18"/>
+                              </w:rPr>
+                              <w:t xml:space="preserve">{{ </w:t>
+                            </w:r>
+                            <w:proofErr w:type="spellStart"/>
+                            <w:r>
+                              <w:rPr>
+                                <w:rFonts w:ascii="Arial" w:hAnsi="Arial" w:cs="Arial"/>
+                                <w:position w:val="-6"/>
+                                <w:sz w:val="18"/>
+                                <w:szCs w:val="18"/>
+                              </w:rPr>
+                              <w:t>firma</w:t>
+                            </w:r>
+                            <w:proofErr w:type="gramEnd"/>
+                            <w:r>
+                              <w:rPr>
+                                <w:rFonts w:ascii="Arial" w:hAnsi="Arial" w:cs="Arial"/>
+                                <w:position w:val="-6"/>
+                                <w:sz w:val="18"/>
+                                <w:szCs w:val="18"/>
+                              </w:rPr>
+                              <w:t>_</w:t>
+                            </w:r>
+                            <w:proofErr w:type="gramStart"/>
+                            <w:r>
+                              <w:rPr>
+                                <w:rFonts w:ascii="Arial" w:hAnsi="Arial" w:cs="Arial"/>
+                                <w:position w:val="-6"/>
+                                <w:sz w:val="18"/>
+                                <w:szCs w:val="18"/>
+                              </w:rPr>
+                              <w:t>cliente</w:t>
+                            </w:r>
+                            <w:proofErr w:type="spellEnd"/>
+                            <w:r>
+                              <w:rPr>
+                                <w:rFonts w:ascii="Arial" w:hAnsi="Arial" w:cs="Arial"/>
+                                <w:position w:val="-6"/>
+                                <w:sz w:val="18"/>
+                                <w:szCs w:val="18"/>
+                              </w:rPr>
+                              <w:t xml:space="preserve"> }</w:t>
+                            </w:r>
+                            <w:proofErr w:type="gramEnd"/>
+                            <w:r>
+                              <w:rPr>
+                                <w:rFonts w:ascii="Arial" w:hAnsi="Arial" w:cs="Arial"/>
+                                <w:position w:val="-6"/>
+                                <w:sz w:val="18"/>
+                                <w:szCs w:val="18"/>
+                              </w:rPr>
+                              <w:t>}</w:t>
+                            </w:r>
+                          </w:p>
+                          <w:p>
+                            <w:pPr>
+                              <w:spacing w:after="0" w:line="408" w:lineRule="auto"/>
+                              <w:jc w:val="center"/>
+                              <w:rPr>
+                                <w:rFonts w:ascii="Arial" w:hAnsi="Arial" w:cs="Arial"/>
+                                <w:sz w:val="18"/>
+                                <w:szCs w:val="18"/>
+                              </w:rPr>
+                            </w:pPr>
+                          </w:p>
+                        </w:txbxContent>
+                      </wps:txbx>
+                      <wps:bodyPr rot="0" spcFirstLastPara="0" vertOverflow="clip" horzOverflow="clip" vert="horz" wrap="square" lIns="91440" tIns="45720" rIns="91440" bIns="45720" numCol="1" spcCol="0" rtlCol="0" fromWordArt="0" anchor="ctr" anchorCtr="0" forceAA="0" compatLnSpc="1">
+                        <a:prstTxWarp prst="textNoShape">
+                          <a:avLst/>
+                        </a:prstTxWarp>
+                        <a:noAutofit/>
+                      </wps:bodyPr>
+                    </wps:wsp>
+                  </a:graphicData>
+                </a:graphic>
+                <wp14:sizeRelH relativeFrom="margin">
+                  <wp14:pctWidth>0</wp14:pctWidth>
+                </wp14:sizeRelH>
+                <wp14:sizeRelV relativeFrom="margin">
+                  <wp14:pctHeight>0</wp14:pctHeight>
+                </wp14:sizeRelV>
+              </wp:anchor>
+            </w:drawing>
+          </mc:Choice>
+          <mc:Fallback>
+            <w:pict>
+              <v:shapetype w14:anchorId="704F54C9" id="_x0000_t202" coordsize="21600,21600" o:spt="202" path="m,l,21600r21600,l21600,xe">
+                <v:stroke joinstyle="miter"/>
+                <v:path gradientshapeok="t" o:connecttype="rect"/>
+              </v:shapetype>
+              <v:shape id="Cuadro de texto 48" o:spid="_x0000_s1026" type="#_x0000_t202" style="position:absolute;margin-left:310.05pt;margin-top:736.1pt;width:260.65pt;height:88.2pt;z-index:251763712;visibility:visible;mso-wrap-style:square;mso-width-percent:0;mso-height-percent:0;mso-wrap-distance-left:9pt;mso-wrap-distance-top:0;mso-wrap-distance-right:9pt;mso-wrap-distance-bottom:0;mso-position-horizontal:absolute;mso-position-horizontal-relative:page;mso-position-vertical:absolute;mso-position-vertical-relative:text;mso-width-percent:0;mso-height-percent:0;mso-width-relative:margin;mso-height-relative:margin;v-text-anchor:middle" o:gfxdata="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" filled="f" stroked="f">
+                <v:textbox>
+                  <w:txbxContent>
+                    <w:p>
+                      <w:pPr>
+                        <w:spacing w:after="0" w:line="408" w:lineRule="auto"/>
+                        <w:jc w:val="center"/>
+                        <w:rPr>
+                          <w:rFonts w:ascii="Arial" w:hAnsi="Arial" w:cs="Arial"/>
+                          <w:position w:val="-6"/>
+                          <w:sz w:val="18"/>
+                          <w:szCs w:val="18"/>
+                        </w:rPr>
+                      </w:pPr>
+                      <w:proofErr w:type="gramStart"/>
+                      <w:r>
+                        <w:rPr>
+                          <w:rFonts w:ascii="Arial" w:hAnsi="Arial" w:cs="Arial"/>
+                          <w:position w:val="-6"/>
+                          <w:sz w:val="18"/>
+                          <w:szCs w:val="18"/>
+                        </w:rPr>
+                        <w:t xml:space="preserve">{{ </w:t>
+                      </w:r>
+                      <w:proofErr w:type="spellStart"/>
+                      <w:r>
+                        <w:rPr>
+                          <w:rFonts w:ascii="Arial" w:hAnsi="Arial" w:cs="Arial"/>
+                          <w:position w:val="-6"/>
+                          <w:sz w:val="18"/>
+                          <w:szCs w:val="18"/>
+                        </w:rPr>
+                        <w:t>firma</w:t>
+                      </w:r>
+                      <w:proofErr w:type="gramEnd"/>
+                      <w:r>
+                        <w:rPr>
+                          <w:rFonts w:ascii="Arial" w:hAnsi="Arial" w:cs="Arial"/>
+                          <w:position w:val="-6"/>
+                          <w:sz w:val="18"/>
+                          <w:szCs w:val="18"/>
+                        </w:rPr>
+                        <w:t>_</w:t>
+                      </w:r>
+                      <w:proofErr w:type="gramStart"/>
+                      <w:r>
+                        <w:rPr>
+                          <w:rFonts w:ascii="Arial" w:hAnsi="Arial" w:cs="Arial"/>
+                          <w:position w:val="-6"/>
+                          <w:sz w:val="18"/>
+                          <w:szCs w:val="18"/>
+                        </w:rPr>
+                        <w:t>cliente</w:t>
+                      </w:r>
+                      <w:proofErr w:type="spellEnd"/>
+                      <w:r>
+                        <w:rPr>
+                          <w:rFonts w:ascii="Arial" w:hAnsi="Arial" w:cs="Arial"/>
+                          <w:position w:val="-6"/>
+                          <w:sz w:val="18"/>
+                          <w:szCs w:val="18"/>
+                        </w:rPr>
+                        <w:t xml:space="preserve"> }</w:t>
+                      </w:r>
+                      <w:proofErr w:type="gramEnd"/>
+                      <w:r>
+                        <w:rPr>
+                          <w:rFonts w:ascii="Arial" w:hAnsi="Arial" w:cs="Arial"/>
+                          <w:position w:val="-6"/>
+                          <w:sz w:val="18"/>
+                          <w:szCs w:val="18"/>
+                        </w:rPr>
+                        <w:t>}</w:t>
+                      </w:r>
+                    </w:p>
+                    <w:p>
+                      <w:pPr>
+                        <w:spacing w:after="0" w:line="408" w:lineRule="auto"/>
+                        <w:jc w:val="center"/>
+                        <w:rPr>
+                          <w:rFonts w:ascii="Arial" w:hAnsi="Arial" w:cs="Arial"/>
+                          <w:sz w:val="18"/>
+                          <w:szCs w:val="18"/>
+                        </w:rPr>
+                      </w:pPr>
+                    </w:p>
+                  </w:txbxContent>
+                </v:textbox>
+                <w10:wrap anchorx="page"/>
+              </v:shape>
+            </w:pict>
+          </mc:Fallback>
+        </mc:AlternateContent>
+      </w:r>
+      <w:r>
+        <w:rPr>
           <w:noProof/>
         </w:rPr>
         <mc:AlternateContent>
@@ -207,11 +469,7 @@
           </mc:Choice>
           <mc:Fallback>
             <w:pict>
-              <v:shapetype w14:anchorId="50FFEFF1" id="_x0000_t202" coordsize="21600,21600" o:spt="202" path="m,l,21600r21600,l21600,xe">
-                <v:stroke joinstyle="miter"/>
-                <v:path gradientshapeok="t" o:connecttype="rect"/>
-              </v:shapetype>
-              <v:shape id="Cuadro de texto 5" o:spid="_x0000_s1026" type="#_x0000_t202" style="position:absolute;margin-left:-16.35pt;margin-top:125.25pt;width:60.65pt;height:18.6pt;z-index:251695104;visibility:visible;mso-wrap-style:square;mso-width-percent:0;mso-height-percent:0;mso-wrap-distance-left:9pt;mso-wrap-distance-top:0;mso-wrap-distance-right:9pt;mso-wrap-distance-bottom:0;mso-position-horizontal:absolute;mso-position-horizontal-relative:text;mso-position-vertical:absolute;mso-position-vertical-relative:text;mso-width-percent:0;mso-height-percent:0;mso-width-relative:margin;mso-height-relative:margin;v-text-anchor:top" o:gfxdata="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" filled="f" stroked="f">
+              <v:shape w14:anchorId="50FFEFF1" id="Cuadro de texto 5" o:spid="_x0000_s1027" type="#_x0000_t202" style="position:absolute;margin-left:-16.35pt;margin-top:125.25pt;width:60.65pt;height:18.6pt;z-index:251695104;visibility:visible;mso-wrap-style:square;mso-width-percent:0;mso-height-percent:0;mso-wrap-distance-left:9pt;mso-wrap-distance-top:0;mso-wrap-distance-right:9pt;mso-wrap-distance-bottom:0;mso-position-horizontal:absolute;mso-position-horizontal-relative:text;mso-position-vertical:absolute;mso-position-vertical-relative:text;mso-width-percent:0;mso-height-percent:0;mso-width-relative:margin;mso-height-relative:margin;v-text-anchor:top" o:gfxdata="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" filled="f" stroked="f">
                 <v:textbox>
                   <w:txbxContent>
                     <w:p>
@@ -223,13 +481,59 @@
                           <w:szCs w:val="18"/>
                         </w:rPr>
                       </w:pPr>
-                      <w:r>
-                        <w:rPr>
-                          <w:rFonts w:ascii="Arial" w:hAnsi="Arial" w:cs="Arial"/>
-                          <w:sz w:val="18"/>
-                          <w:szCs w:val="18"/>
-                        </w:rPr>
-                        <w:t>{{ fecha_mes_anio_guion }}</w:t>
+                      <w:proofErr w:type="gramStart"/>
+                      <w:r>
+                        <w:rPr>
+                          <w:rFonts w:ascii="Arial" w:hAnsi="Arial" w:cs="Arial"/>
+                          <w:sz w:val="18"/>
+                          <w:szCs w:val="18"/>
+                        </w:rPr>
+                        <w:t xml:space="preserve">{{ </w:t>
+                      </w:r>
+                      <w:proofErr w:type="spellStart"/>
+                      <w:r>
+                        <w:rPr>
+                          <w:rFonts w:ascii="Arial" w:hAnsi="Arial" w:cs="Arial"/>
+                          <w:sz w:val="18"/>
+                          <w:szCs w:val="18"/>
+                        </w:rPr>
+                        <w:t>fecha</w:t>
+                      </w:r>
+                      <w:proofErr w:type="gramEnd"/>
+                      <w:r>
+                        <w:rPr>
+                          <w:rFonts w:ascii="Arial" w:hAnsi="Arial" w:cs="Arial"/>
+                          <w:sz w:val="18"/>
+                          <w:szCs w:val="18"/>
+                        </w:rPr>
+                        <w:t>_mes_anio_</w:t>
+                      </w:r>
+                      <w:proofErr w:type="gramStart"/>
+                      <w:r>
+                        <w:rPr>
+                          <w:rFonts w:ascii="Arial" w:hAnsi="Arial" w:cs="Arial"/>
+                          <w:sz w:val="18"/>
+                          <w:szCs w:val="18"/>
+                        </w:rPr>
+                        <w:t>guion</w:t>
+                      </w:r>
+                      <w:proofErr w:type="spellEnd"/>
+                      <w:r>
+                        <w:rPr>
+                          <w:rFonts w:ascii="Arial" w:hAnsi="Arial" w:cs="Arial"/>
+                          <w:sz w:val="18"/>
+                          <w:szCs w:val="18"/>
+                        </w:rPr>
+                        <w:t xml:space="preserve"> }</w:t>
+                      </w:r>
+                      <w:proofErr w:type="gramEnd"/>
+                      <w:r>
+                        <w:rPr>
+                          <w:rFonts w:ascii="Arial" w:hAnsi="Arial" w:cs="Arial"/>
+                          <w:sz w:val="18"/>
+                          <w:szCs w:val="18"/>
+                        </w:rPr>
+                        <w:t>}</w:t>
                       </w:r>
                     </w:p>
                   </w:txbxContent>
@@ -246,195 +550,7 @@
         <mc:AlternateContent>
           <mc:Choice Requires="wps">
             <w:drawing>
-              <wp:anchor distT="0" distB="0" distL="114300" distR="114300" simplePos="0" relativeHeight="251707392" behindDoc="0" locked="0" layoutInCell="1" allowOverlap="1" wp14:anchorId="191E1A37" wp14:editId="22BCB92D">
-                <wp:simplePos x="0" y="0"/>
-                <wp:positionH relativeFrom="page">
-                  <wp:posOffset>3952324</wp:posOffset>
-                </wp:positionH>
-                <wp:positionV relativeFrom="paragraph">
-                  <wp:posOffset>9474112</wp:posOffset>
-                </wp:positionV>
-                <wp:extent cx="3302420" cy="755702"/>
-                <wp:effectExtent l="0" t="0" r="0" b="6350"/>
-                <wp:wrapNone/>
-                <wp:docPr id="2008549320" name="Cuadro de texto 5"/>
-                <wp:cNvGraphicFramePr/>
-                <a:graphic xmlns:a="http://schemas.openxmlformats.org/drawingml/2006/main">
-                  <a:graphicData uri="http://schemas.microsoft.com/office/word/2010/wordprocessingShape">
-                    <wps:wsp>
-                      <wps:cNvSpPr txBox="1"/>
-                      <wps:spPr>
-                        <a:xfrm>
-                          <a:off x="0" y="0"/>
-                          <a:ext cx="3302420" cy="755702"/>
-                        </a:xfrm>
-                        <a:prstGeom prst="rect">
-                          <a:avLst/>
-                        </a:prstGeom>
-                        <a:noFill/>
-                        <a:ln>
-                          <a:noFill/>
-                        </a:ln>
-                      </wps:spPr>
-                      <wps:style>
-                        <a:lnRef idx="0">
-                          <a:scrgbClr r="0" g="0" b="0"/>
-                        </a:lnRef>
-                        <a:fillRef idx="0">
-                          <a:scrgbClr r="0" g="0" b="0"/>
-                        </a:fillRef>
-                        <a:effectRef idx="0">
-                          <a:scrgbClr r="0" g="0" b="0"/>
-                        </a:effectRef>
-                        <a:fontRef idx="minor">
-                          <a:schemeClr val="dk1"/>
-                        </a:fontRef>
-                      </wps:style>
-                      <wps:txbx>
-                        <w:txbxContent>
-                          <w:p>
-                            <w:pPr>
-                              <w:spacing w:after="120" w:line="408" w:lineRule="auto"/>
-                              <w:rPr>
-                                <w:rFonts w:ascii="Arial" w:hAnsi="Arial" w:cs="Arial"/>
-                                <w:sz w:val="18"/>
-                                <w:szCs w:val="18"/>
-                              </w:rPr>
-                            </w:pPr>
-                            <w:proofErr w:type="gramStart"/>
-                            <w:r>
-                              <w:rPr>
-                                <w:rFonts w:ascii="Arial" w:hAnsi="Arial" w:cs="Arial"/>
-                                <w:sz w:val="18"/>
-                                <w:szCs w:val="18"/>
-                              </w:rPr>
-                              <w:t xml:space="preserve">{{ </w:t>
-                            </w:r>
-                            <w:proofErr w:type="spellStart"/>
-                            <w:r>
-                              <w:rPr>
-                                <w:rFonts w:ascii="Arial" w:hAnsi="Arial" w:cs="Arial"/>
-                                <w:sz w:val="18"/>
-                                <w:szCs w:val="18"/>
-                              </w:rPr>
-                              <w:t>firma</w:t>
-                            </w:r>
-                            <w:proofErr w:type="gramEnd"/>
-                            <w:r>
-                              <w:rPr>
-                                <w:rFonts w:ascii="Arial" w:hAnsi="Arial" w:cs="Arial"/>
-                                <w:sz w:val="18"/>
-                                <w:szCs w:val="18"/>
-                              </w:rPr>
-                              <w:t>_</w:t>
-                            </w:r>
-                            <w:proofErr w:type="gramStart"/>
-                            <w:r>
-                              <w:rPr>
-                                <w:rFonts w:ascii="Arial" w:hAnsi="Arial" w:cs="Arial"/>
-                                <w:sz w:val="18"/>
-                                <w:szCs w:val="18"/>
-                              </w:rPr>
-                              <w:t>cliente</w:t>
-                            </w:r>
-                            <w:proofErr w:type="spellEnd"/>
-                            <w:r>
-                              <w:rPr>
-                                <w:rFonts w:ascii="Arial" w:hAnsi="Arial" w:cs="Arial"/>
-                                <w:sz w:val="18"/>
-                                <w:szCs w:val="18"/>
-                              </w:rPr>
-                              <w:t xml:space="preserve"> }</w:t>
-                            </w:r>
-                            <w:proofErr w:type="gramEnd"/>
-                            <w:r>
-                              <w:rPr>
-                                <w:rFonts w:ascii="Arial" w:hAnsi="Arial" w:cs="Arial"/>
-                                <w:sz w:val="18"/>
-                                <w:szCs w:val="18"/>
-                              </w:rPr>
-                              <w:t>}</w:t>
-                            </w:r>
-                          </w:p>
-                          <w:p>
-                            <w:pPr>
-                              <w:spacing w:after="120" w:line="408" w:lineRule="auto"/>
-                              <w:rPr>
-                                <w:rFonts w:ascii="Arial" w:hAnsi="Arial" w:cs="Arial"/>
-                                <w:sz w:val="18"/>
-                                <w:szCs w:val="18"/>
-                              </w:rPr>
-                            </w:pPr>
-                          </w:p>
-                        </w:txbxContent>
-                      </wps:txbx>
-                      <wps:bodyPr rot="0" spcFirstLastPara="0" vertOverflow="overflow" horzOverflow="overflow" vert="horz" wrap="square" lIns="91440" tIns="45720" rIns="91440" bIns="45720" numCol="1" spcCol="0" rtlCol="0" fromWordArt="0" anchor="t" anchorCtr="0" forceAA="0" compatLnSpc="1">
-                        <a:prstTxWarp prst="textNoShape">
-                          <a:avLst/>
-                        </a:prstTxWarp>
-                        <a:noAutofit/>
-                      </wps:bodyPr>
-                    </wps:wsp>
-                  </a:graphicData>
-                </a:graphic>
-                <wp14:sizeRelH relativeFrom="margin">
-                  <wp14:pctWidth>0</wp14:pctWidth>
-                </wp14:sizeRelH>
-                <wp14:sizeRelV relativeFrom="margin">
-                  <wp14:pctHeight>0</wp14:pctHeight>
-                </wp14:sizeRelV>
-              </wp:anchor>
-            </w:drawing>
-          </mc:Choice>
-          <mc:Fallback>
-            <w:pict>
-              <v:shape w14:anchorId="191E1A37" id="_x0000_s1027" type="#_x0000_t202" style="position:absolute;margin-left:311.2pt;margin-top:746pt;width:260.05pt;height:59.5pt;z-index:251707392;visibility:visible;mso-wrap-style:square;mso-width-percent:0;mso-height-percent:0;mso-wrap-distance-left:9pt;mso-wrap-distance-top:0;mso-wrap-distance-right:9pt;mso-wrap-distance-bottom:0;mso-position-horizontal:absolute;mso-position-horizontal-relative:page;mso-position-vertical:absolute;mso-position-vertical-relative:text;mso-width-percent:0;mso-height-percent:0;mso-width-relative:margin;mso-height-relative:margin;v-text-anchor:top" o:gfxdata="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" filled="f" stroked="f">
-                <v:textbox>
-                  <w:txbxContent>
-                    <w:p>
-                      <w:pPr>
-                        <w:spacing w:after="120" w:line="408" w:lineRule="auto"/>
-                        <w:rPr>
-                          <w:rFonts w:ascii="Arial" w:hAnsi="Arial" w:cs="Arial"/>
-                          <w:sz w:val="18"/>
-                          <w:szCs w:val="18"/>
-                        </w:rPr>
-                      </w:pPr>
-                      <w:r>
-                        <w:rPr>
-                          <w:rFonts w:ascii="Arial" w:hAnsi="Arial" w:cs="Arial"/>
-                          <w:sz w:val="18"/>
-                          <w:szCs w:val="18"/>
-                        </w:rPr>
-                        <w:t>{{ firma_cliente }}</w:t>
-                      </w:r>
-                    </w:p>
-                    <w:p>
-                      <w:pPr>
-                        <w:spacing w:after="120" w:line="408" w:lineRule="auto"/>
-                        <w:rPr>
-                          <w:rFonts w:ascii="Arial" w:hAnsi="Arial" w:cs="Arial"/>
-                          <w:sz w:val="18"/>
-                          <w:szCs w:val="18"/>
-                        </w:rPr>
-                      </w:pPr>
-                    </w:p>
-                  </w:txbxContent>
-                </v:textbox>
-                <w10:wrap anchorx="page"/>
-              </v:shape>
-            </w:pict>
-          </mc:Fallback>
-        </mc:AlternateContent>
-      </w:r>
-      <w:r>
-        <w:rPr>
-          <w:noProof/>
-        </w:rPr>
-        <mc:AlternateContent>
-          <mc:Choice Requires="wps">
-            <w:drawing>
-              <wp:anchor distT="0" distB="0" distL="114300" distR="114300" simplePos="0" relativeHeight="251680768" behindDoc="0" locked="0" layoutInCell="1" allowOverlap="1" wp14:anchorId="464914C6" wp14:editId="6FB224E7">
+              <wp:anchor distT="0" distB="0" distL="114300" distR="114300" simplePos="0" relativeHeight="251680768" behindDoc="0" locked="0" layoutInCell="1" allowOverlap="1" wp14:anchorId="464914C6" wp14:editId="1831A45F">
                 <wp:simplePos x="0" y="0"/>
                 <wp:positionH relativeFrom="column">
                   <wp:posOffset>1088290</wp:posOffset>
@@ -578,13 +694,59 @@
                           <w:szCs w:val="18"/>
                         </w:rPr>
                       </w:pPr>
-                      <w:r>
-                        <w:rPr>
-                          <w:rFonts w:ascii="Arial" w:hAnsi="Arial" w:cs="Arial"/>
-                          <w:sz w:val="18"/>
-                          <w:szCs w:val="18"/>
-                        </w:rPr>
-                        <w:t>{{ marca_corporativo }}</w:t>
+                      <w:proofErr w:type="gramStart"/>
+                      <w:r>
+                        <w:rPr>
+                          <w:rFonts w:ascii="Arial" w:hAnsi="Arial" w:cs="Arial"/>
+                          <w:sz w:val="18"/>
+                          <w:szCs w:val="18"/>
+                        </w:rPr>
+                        <w:t xml:space="preserve">{{ </w:t>
+                      </w:r>
+                      <w:proofErr w:type="spellStart"/>
+                      <w:r>
+                        <w:rPr>
+                          <w:rFonts w:ascii="Arial" w:hAnsi="Arial" w:cs="Arial"/>
+                          <w:sz w:val="18"/>
+                          <w:szCs w:val="18"/>
+                        </w:rPr>
+                        <w:t>marca</w:t>
+                      </w:r>
+                      <w:proofErr w:type="gramEnd"/>
+                      <w:r>
+                        <w:rPr>
+                          <w:rFonts w:ascii="Arial" w:hAnsi="Arial" w:cs="Arial"/>
+                          <w:sz w:val="18"/>
+                          <w:szCs w:val="18"/>
+                        </w:rPr>
+                        <w:t>_</w:t>
+                      </w:r>
+                      <w:proofErr w:type="gramStart"/>
+                      <w:r>
+                        <w:rPr>
+                          <w:rFonts w:ascii="Arial" w:hAnsi="Arial" w:cs="Arial"/>
+                          <w:sz w:val="18"/>
+                          <w:szCs w:val="18"/>
+                        </w:rPr>
+                        <w:t>corporativo</w:t>
+                      </w:r>
+                      <w:proofErr w:type="spellEnd"/>
+                      <w:r>
+                        <w:rPr>
+                          <w:rFonts w:ascii="Arial" w:hAnsi="Arial" w:cs="Arial"/>
+                          <w:sz w:val="18"/>
+                          <w:szCs w:val="18"/>
+                        </w:rPr>
+                        <w:t xml:space="preserve"> }</w:t>
+                      </w:r>
+                      <w:proofErr w:type="gramEnd"/>
+                      <w:r>
+                        <w:rPr>
+                          <w:rFonts w:ascii="Arial" w:hAnsi="Arial" w:cs="Arial"/>
+                          <w:sz w:val="18"/>
+                          <w:szCs w:val="18"/>
+                        </w:rPr>
+                        <w:t>}</w:t>
                       </w:r>
                     </w:p>
                   </w:txbxContent>
@@ -745,13 +907,59 @@
                           <w:szCs w:val="18"/>
                         </w:rPr>
                       </w:pPr>
-                      <w:r>
-                        <w:rPr>
-                          <w:rFonts w:ascii="Arial" w:hAnsi="Arial" w:cs="Arial"/>
-                          <w:sz w:val="18"/>
-                          <w:szCs w:val="18"/>
-                        </w:rPr>
-                        <w:t>{{ marca_residencial }}</w:t>
+                      <w:proofErr w:type="gramStart"/>
+                      <w:r>
+                        <w:rPr>
+                          <w:rFonts w:ascii="Arial" w:hAnsi="Arial" w:cs="Arial"/>
+                          <w:sz w:val="18"/>
+                          <w:szCs w:val="18"/>
+                        </w:rPr>
+                        <w:t xml:space="preserve">{{ </w:t>
+                      </w:r>
+                      <w:proofErr w:type="spellStart"/>
+                      <w:r>
+                        <w:rPr>
+                          <w:rFonts w:ascii="Arial" w:hAnsi="Arial" w:cs="Arial"/>
+                          <w:sz w:val="18"/>
+                          <w:szCs w:val="18"/>
+                        </w:rPr>
+                        <w:t>marca</w:t>
+                      </w:r>
+                      <w:proofErr w:type="gramEnd"/>
+                      <w:r>
+                        <w:rPr>
+                          <w:rFonts w:ascii="Arial" w:hAnsi="Arial" w:cs="Arial"/>
+                          <w:sz w:val="18"/>
+                          <w:szCs w:val="18"/>
+                        </w:rPr>
+                        <w:t>_</w:t>
+                      </w:r>
+                      <w:proofErr w:type="gramStart"/>
+                      <w:r>
+                        <w:rPr>
+                          <w:rFonts w:ascii="Arial" w:hAnsi="Arial" w:cs="Arial"/>
+                          <w:sz w:val="18"/>
+                          <w:szCs w:val="18"/>
+                        </w:rPr>
+                        <w:t>residencial</w:t>
+                      </w:r>
+                      <w:proofErr w:type="spellEnd"/>
+                      <w:r>
+                        <w:rPr>
+                          <w:rFonts w:ascii="Arial" w:hAnsi="Arial" w:cs="Arial"/>
+                          <w:sz w:val="18"/>
+                          <w:szCs w:val="18"/>
+                        </w:rPr>
+                        <w:t xml:space="preserve"> }</w:t>
+                      </w:r>
+                      <w:proofErr w:type="gramEnd"/>
+                      <w:r>
+                        <w:rPr>
+                          <w:rFonts w:ascii="Arial" w:hAnsi="Arial" w:cs="Arial"/>
+                          <w:sz w:val="18"/>
+                          <w:szCs w:val="18"/>
+                        </w:rPr>
+                        <w:t>}</w:t>
                       </w:r>
                     </w:p>
                   </w:txbxContent>
@@ -902,13 +1110,33 @@
                         </w:rPr>
                         <w:t xml:space="preserve">                                                         </w:t>
                       </w:r>
-                      <w:r>
-                        <w:rPr>
-                          <w:rFonts w:ascii="Arial" w:hAnsi="Arial" w:cs="Arial"/>
-                          <w:sz w:val="18"/>
-                          <w:szCs w:val="18"/>
-                        </w:rPr>
-                        <w:t>{{ direccion }}</w:t>
+                      <w:proofErr w:type="gramStart"/>
+                      <w:r>
+                        <w:rPr>
+                          <w:rFonts w:ascii="Arial" w:hAnsi="Arial" w:cs="Arial"/>
+                          <w:sz w:val="18"/>
+                          <w:szCs w:val="18"/>
+                        </w:rPr>
+                        <w:t xml:space="preserve">{{ </w:t>
+                      </w:r>
+                      <w:proofErr w:type="spellStart"/>
+                      <w:r>
+                        <w:rPr>
+                          <w:rFonts w:ascii="Arial" w:hAnsi="Arial" w:cs="Arial"/>
+                          <w:sz w:val="18"/>
+                          <w:szCs w:val="18"/>
+                        </w:rPr>
+                        <w:t>direccion</w:t>
+                      </w:r>
+                      <w:proofErr w:type="spellEnd"/>
+                      <w:proofErr w:type="gramEnd"/>
+                      <w:r>
+                        <w:rPr>
+                          <w:rFonts w:ascii="Arial" w:hAnsi="Arial" w:cs="Arial"/>
+                          <w:sz w:val="18"/>
+                          <w:szCs w:val="18"/>
+                        </w:rPr>
+                        <w:t xml:space="preserve"> }}</w:t>
                       </w:r>
                     </w:p>
                   </w:txbxContent>
@@ -1034,13 +1262,23 @@
                           <w:szCs w:val="18"/>
                         </w:rPr>
                       </w:pPr>
-                      <w:r>
-                        <w:rPr>
-                          <w:rFonts w:ascii="Arial" w:hAnsi="Arial" w:cs="Arial"/>
-                          <w:sz w:val="18"/>
-                          <w:szCs w:val="18"/>
-                        </w:rPr>
-                        <w:t>{{ municipio }}</w:t>
+                      <w:proofErr w:type="gramStart"/>
+                      <w:r>
+                        <w:rPr>
+                          <w:rFonts w:ascii="Arial" w:hAnsi="Arial" w:cs="Arial"/>
+                          <w:sz w:val="18"/>
+                          <w:szCs w:val="18"/>
+                        </w:rPr>
+                        <w:t>{{ municipio</w:t>
+                      </w:r>
+                      <w:proofErr w:type="gramEnd"/>
+                      <w:r>
+                        <w:rPr>
+                          <w:rFonts w:ascii="Arial" w:hAnsi="Arial" w:cs="Arial"/>
+                          <w:sz w:val="18"/>
+                          <w:szCs w:val="18"/>
+                        </w:rPr>
+                        <w:t xml:space="preserve"> }}</w:t>
                       </w:r>
                     </w:p>
                   </w:txbxContent>
@@ -1166,13 +1404,23 @@
                           <w:szCs w:val="18"/>
                         </w:rPr>
                       </w:pPr>
-                      <w:r>
-                        <w:rPr>
-                          <w:rFonts w:ascii="Arial" w:hAnsi="Arial" w:cs="Arial"/>
-                          <w:sz w:val="18"/>
-                          <w:szCs w:val="18"/>
-                        </w:rPr>
-                        <w:t>{{ departamento }}</w:t>
+                      <w:proofErr w:type="gramStart"/>
+                      <w:r>
+                        <w:rPr>
+                          <w:rFonts w:ascii="Arial" w:hAnsi="Arial" w:cs="Arial"/>
+                          <w:sz w:val="18"/>
+                          <w:szCs w:val="18"/>
+                        </w:rPr>
+                        <w:t>{{ departamento</w:t>
+                      </w:r>
+                      <w:proofErr w:type="gramEnd"/>
+                      <w:r>
+                        <w:rPr>
+                          <w:rFonts w:ascii="Arial" w:hAnsi="Arial" w:cs="Arial"/>
+                          <w:sz w:val="18"/>
+                          <w:szCs w:val="18"/>
+                        </w:rPr>
+                        <w:t xml:space="preserve"> }}</w:t>
                       </w:r>
                     </w:p>
                   </w:txbxContent>
@@ -1360,13 +1608,41 @@
                           <w:szCs w:val="18"/>
                         </w:rPr>
                       </w:pPr>
-                      <w:r>
-                        <w:rPr>
-                          <w:rFonts w:ascii="Arial" w:hAnsi="Arial" w:cs="Arial"/>
-                          <w:sz w:val="18"/>
-                          <w:szCs w:val="18"/>
-                        </w:rPr>
-                        <w:t>{{ telefono_contacto1 }}</w:t>
+                      <w:proofErr w:type="gramStart"/>
+                      <w:r>
+                        <w:rPr>
+                          <w:rFonts w:ascii="Arial" w:hAnsi="Arial" w:cs="Arial"/>
+                          <w:sz w:val="18"/>
+                          <w:szCs w:val="18"/>
+                        </w:rPr>
+                        <w:t>{{ telefono</w:t>
+                      </w:r>
+                      <w:proofErr w:type="gramEnd"/>
+                      <w:r>
+                        <w:rPr>
+                          <w:rFonts w:ascii="Arial" w:hAnsi="Arial" w:cs="Arial"/>
+                          <w:sz w:val="18"/>
+                          <w:szCs w:val="18"/>
+                        </w:rPr>
+                        <w:t>_contacto</w:t>
+                      </w:r>
+                      <w:proofErr w:type="gramStart"/>
+                      <w:r>
+                        <w:rPr>
+                          <w:rFonts w:ascii="Arial" w:hAnsi="Arial" w:cs="Arial"/>
+                          <w:sz w:val="18"/>
+                          <w:szCs w:val="18"/>
+                        </w:rPr>
+                        <w:t>1 }</w:t>
+                      </w:r>
+                      <w:proofErr w:type="gramEnd"/>
+                      <w:r>
+                        <w:rPr>
+                          <w:rFonts w:ascii="Arial" w:hAnsi="Arial" w:cs="Arial"/>
+                          <w:sz w:val="18"/>
+                          <w:szCs w:val="18"/>
+                        </w:rPr>
+                        <w:t>}</w:t>
                       </w:r>
                       <w:r>
                         <w:rPr>
@@ -1376,13 +1652,41 @@
                         </w:rPr>
                         <w:t xml:space="preserve"> - </w:t>
                       </w:r>
-                      <w:r>
-                        <w:rPr>
-                          <w:rFonts w:ascii="Arial" w:hAnsi="Arial" w:cs="Arial"/>
-                          <w:sz w:val="18"/>
-                          <w:szCs w:val="18"/>
-                        </w:rPr>
-                        <w:t>{{ telefono_contacto2 }}</w:t>
+                      <w:proofErr w:type="gramStart"/>
+                      <w:r>
+                        <w:rPr>
+                          <w:rFonts w:ascii="Arial" w:hAnsi="Arial" w:cs="Arial"/>
+                          <w:sz w:val="18"/>
+                          <w:szCs w:val="18"/>
+                        </w:rPr>
+                        <w:t>{{ telefono</w:t>
+                      </w:r>
+                      <w:proofErr w:type="gramEnd"/>
+                      <w:r>
+                        <w:rPr>
+                          <w:rFonts w:ascii="Arial" w:hAnsi="Arial" w:cs="Arial"/>
+                          <w:sz w:val="18"/>
+                          <w:szCs w:val="18"/>
+                        </w:rPr>
+                        <w:t>_contacto</w:t>
+                      </w:r>
+                      <w:proofErr w:type="gramStart"/>
+                      <w:r>
+                        <w:rPr>
+                          <w:rFonts w:ascii="Arial" w:hAnsi="Arial" w:cs="Arial"/>
+                          <w:sz w:val="18"/>
+                          <w:szCs w:val="18"/>
+                        </w:rPr>
+                        <w:t>2 }</w:t>
+                      </w:r>
+                      <w:proofErr w:type="gramEnd"/>
+                      <w:r>
+                        <w:rPr>
+                          <w:rFonts w:ascii="Arial" w:hAnsi="Arial" w:cs="Arial"/>
+                          <w:sz w:val="18"/>
+                          <w:szCs w:val="18"/>
+                        </w:rPr>
+                        <w:t>}</w:t>
                       </w:r>
                     </w:p>
                   </w:txbxContent>
@@ -1543,13 +1847,59 @@
                           <w:szCs w:val="18"/>
                         </w:rPr>
                       </w:pPr>
-                      <w:r>
-                        <w:rPr>
-                          <w:rFonts w:ascii="Arial" w:hAnsi="Arial" w:cs="Arial"/>
-                          <w:sz w:val="18"/>
-                          <w:szCs w:val="18"/>
-                        </w:rPr>
-                        <w:t>{{ numero_documento }}</w:t>
+                      <w:proofErr w:type="gramStart"/>
+                      <w:r>
+                        <w:rPr>
+                          <w:rFonts w:ascii="Arial" w:hAnsi="Arial" w:cs="Arial"/>
+                          <w:sz w:val="18"/>
+                          <w:szCs w:val="18"/>
+                        </w:rPr>
+                        <w:t xml:space="preserve">{{ </w:t>
+                      </w:r>
+                      <w:proofErr w:type="spellStart"/>
+                      <w:r>
+                        <w:rPr>
+                          <w:rFonts w:ascii="Arial" w:hAnsi="Arial" w:cs="Arial"/>
+                          <w:sz w:val="18"/>
+                          <w:szCs w:val="18"/>
+                        </w:rPr>
+                        <w:t>numero</w:t>
+                      </w:r>
+                      <w:proofErr w:type="gramEnd"/>
+                      <w:r>
+                        <w:rPr>
+                          <w:rFonts w:ascii="Arial" w:hAnsi="Arial" w:cs="Arial"/>
+                          <w:sz w:val="18"/>
+                          <w:szCs w:val="18"/>
+                        </w:rPr>
+                        <w:t>_</w:t>
+                      </w:r>
+                      <w:proofErr w:type="gramStart"/>
+                      <w:r>
+                        <w:rPr>
+                          <w:rFonts w:ascii="Arial" w:hAnsi="Arial" w:cs="Arial"/>
+                          <w:sz w:val="18"/>
+                          <w:szCs w:val="18"/>
+                        </w:rPr>
+                        <w:t>documento</w:t>
+                      </w:r>
+                      <w:proofErr w:type="spellEnd"/>
+                      <w:r>
+                        <w:rPr>
+                          <w:rFonts w:ascii="Arial" w:hAnsi="Arial" w:cs="Arial"/>
+                          <w:sz w:val="18"/>
+                          <w:szCs w:val="18"/>
+                        </w:rPr>
+                        <w:t xml:space="preserve"> }</w:t>
+                      </w:r>
+                      <w:proofErr w:type="gramEnd"/>
+                      <w:r>
+                        <w:rPr>
+                          <w:rFonts w:ascii="Arial" w:hAnsi="Arial" w:cs="Arial"/>
+                          <w:sz w:val="18"/>
+                          <w:szCs w:val="18"/>
+                        </w:rPr>
+                        <w:t>}</w:t>
                       </w:r>
                     </w:p>
                   </w:txbxContent>
@@ -1811,13 +2161,23 @@
                         </w:rPr>
                         <w:t xml:space="preserve">$ </w:t>
                       </w:r>
-                      <w:r>
-                        <w:rPr>
-                          <w:rFonts w:ascii="Arial" w:hAnsi="Arial" w:cs="Arial"/>
-                          <w:sz w:val="18"/>
-                          <w:szCs w:val="18"/>
-                        </w:rPr>
-                        <w:t>{{ precio }}</w:t>
+                      <w:proofErr w:type="gramStart"/>
+                      <w:r>
+                        <w:rPr>
+                          <w:rFonts w:ascii="Arial" w:hAnsi="Arial" w:cs="Arial"/>
+                          <w:sz w:val="18"/>
+                          <w:szCs w:val="18"/>
+                        </w:rPr>
+                        <w:t>{{ precio</w:t>
+                      </w:r>
+                      <w:proofErr w:type="gramEnd"/>
+                      <w:r>
+                        <w:rPr>
+                          <w:rFonts w:ascii="Arial" w:hAnsi="Arial" w:cs="Arial"/>
+                          <w:sz w:val="18"/>
+                          <w:szCs w:val="18"/>
+                        </w:rPr>
+                        <w:t xml:space="preserve"> }}</w:t>
                       </w:r>
                     </w:p>
                   </w:txbxContent>
@@ -1968,13 +2328,23 @@
                         </w:rPr>
                         <w:t xml:space="preserve">$ </w:t>
                       </w:r>
-                      <w:r>
-                        <w:rPr>
-                          <w:rFonts w:ascii="Arial" w:hAnsi="Arial" w:cs="Arial"/>
-                          <w:sz w:val="18"/>
-                          <w:szCs w:val="18"/>
-                        </w:rPr>
-                        <w:t>{{ precio }}</w:t>
+                      <w:proofErr w:type="gramStart"/>
+                      <w:r>
+                        <w:rPr>
+                          <w:rFonts w:ascii="Arial" w:hAnsi="Arial" w:cs="Arial"/>
+                          <w:sz w:val="18"/>
+                          <w:szCs w:val="18"/>
+                        </w:rPr>
+                        <w:t>{{ precio</w:t>
+                      </w:r>
+                      <w:proofErr w:type="gramEnd"/>
+                      <w:r>
+                        <w:rPr>
+                          <w:rFonts w:ascii="Arial" w:hAnsi="Arial" w:cs="Arial"/>
+                          <w:sz w:val="18"/>
+                          <w:szCs w:val="18"/>
+                        </w:rPr>
+                        <w:t xml:space="preserve"> }}</w:t>
                       </w:r>
                     </w:p>
                     <w:p>
@@ -2119,13 +2489,23 @@
                           <w:szCs w:val="18"/>
                         </w:rPr>
                       </w:pPr>
-                      <w:r>
-                        <w:rPr>
-                          <w:rFonts w:ascii="Arial" w:hAnsi="Arial" w:cs="Arial"/>
-                          <w:sz w:val="18"/>
-                          <w:szCs w:val="18"/>
-                        </w:rPr>
-                        <w:t>{{ precio }}</w:t>
+                      <w:proofErr w:type="gramStart"/>
+                      <w:r>
+                        <w:rPr>
+                          <w:rFonts w:ascii="Arial" w:hAnsi="Arial" w:cs="Arial"/>
+                          <w:sz w:val="18"/>
+                          <w:szCs w:val="18"/>
+                        </w:rPr>
+                        <w:t>{{ precio</w:t>
+                      </w:r>
+                      <w:proofErr w:type="gramEnd"/>
+                      <w:r>
+                        <w:rPr>
+                          <w:rFonts w:ascii="Arial" w:hAnsi="Arial" w:cs="Arial"/>
+                          <w:sz w:val="18"/>
+                          <w:szCs w:val="18"/>
+                        </w:rPr>
+                        <w:t xml:space="preserve"> }}</w:t>
                       </w:r>
                     </w:p>
                     <w:p>
@@ -2546,29 +2926,67 @@
                         </w:rPr>
                         <w:t xml:space="preserve">                               </w:t>
                       </w:r>
-                      <w:r>
-                        <w:rPr>
-                          <w:rFonts w:ascii="Arial" w:hAnsi="Arial" w:cs="Arial"/>
-                          <w:sz w:val="18"/>
-                          <w:szCs w:val="18"/>
-                        </w:rPr>
-                        <w:t>{{ plan }}</w:t>
-                      </w:r>
-                      <w:r>
-                        <w:rPr>
-                          <w:rFonts w:ascii="Arial" w:hAnsi="Arial" w:cs="Arial"/>
-                          <w:sz w:val="18"/>
-                          <w:szCs w:val="18"/>
-                        </w:rPr>
-                        <w:t xml:space="preserve">    </w:t>
-                      </w:r>
-                      <w:r>
-                        <w:rPr>
-                          <w:rFonts w:ascii="Arial" w:hAnsi="Arial" w:cs="Arial"/>
-                          <w:sz w:val="18"/>
-                          <w:szCs w:val="18"/>
-                        </w:rPr>
-                        <w:t>{{ observaciones }}</w:t>
+                      <w:proofErr w:type="gramStart"/>
+                      <w:r>
+                        <w:rPr>
+                          <w:rFonts w:ascii="Arial" w:hAnsi="Arial" w:cs="Arial"/>
+                          <w:sz w:val="18"/>
+                          <w:szCs w:val="18"/>
+                        </w:rPr>
+                        <w:t>{{ plan</w:t>
+                      </w:r>
+                      <w:proofErr w:type="gramEnd"/>
+                      <w:r>
+                        <w:rPr>
+                          <w:rFonts w:ascii="Arial" w:hAnsi="Arial" w:cs="Arial"/>
+                          <w:sz w:val="18"/>
+                          <w:szCs w:val="18"/>
+                        </w:rPr>
+                        <w:t xml:space="preserve"> </w:t>
+                      </w:r>
+                      <w:proofErr w:type="gramStart"/>
+                      <w:r>
+                        <w:rPr>
+                          <w:rFonts w:ascii="Arial" w:hAnsi="Arial" w:cs="Arial"/>
+                          <w:sz w:val="18"/>
+                          <w:szCs w:val="18"/>
+                        </w:rPr>
+                        <w:t>}}</w:t>
+                      </w:r>
+                      <w:r>
+                        <w:rPr>
+                          <w:rFonts w:ascii="Arial" w:hAnsi="Arial" w:cs="Arial"/>
+                          <w:sz w:val="18"/>
+                          <w:szCs w:val="18"/>
+                        </w:rPr>
+                        <w:t xml:space="preserve">   </w:t>
+                      </w:r>
+                      <w:proofErr w:type="gramEnd"/>
+                      <w:r>
+                        <w:rPr>
+                          <w:rFonts w:ascii="Arial" w:hAnsi="Arial" w:cs="Arial"/>
+                          <w:sz w:val="18"/>
+                          <w:szCs w:val="18"/>
+                        </w:rPr>
+                        <w:t xml:space="preserve"> </w:t>
+                      </w:r>
+                      <w:proofErr w:type="gramStart"/>
+                      <w:r>
+                        <w:rPr>
+                          <w:rFonts w:ascii="Arial" w:hAnsi="Arial" w:cs="Arial"/>
+                          <w:sz w:val="18"/>
+                          <w:szCs w:val="18"/>
+                        </w:rPr>
+                        <w:t>{{ observaciones</w:t>
+                      </w:r>
+                      <w:proofErr w:type="gramEnd"/>
+                      <w:r>
+                        <w:rPr>
+                          <w:rFonts w:ascii="Arial" w:hAnsi="Arial" w:cs="Arial"/>
+                          <w:sz w:val="18"/>
+                          <w:szCs w:val="18"/>
+                        </w:rPr>
+                        <w:t xml:space="preserve"> }}</w:t>
                       </w:r>
                     </w:p>
                   </w:txbxContent>
@@ -2818,6 +3236,7 @@
                           <w:szCs w:val="18"/>
                         </w:rPr>
                       </w:pPr>
+                      <w:proofErr w:type="gramStart"/>
                       <w:r>
                         <w:rPr>
                           <w:rFonts w:ascii="Arial" w:hAnsi="Arial" w:cs="Arial"/>
@@ -2825,7 +3244,17 @@
                           <w:sz w:val="18"/>
                           <w:szCs w:val="18"/>
                         </w:rPr>
-                        <w:t>{{ barrio }}</w:t>
+                        <w:t>{{ barrio</w:t>
+                      </w:r>
+                      <w:proofErr w:type="gramEnd"/>
+                      <w:r>
+                        <w:rPr>
+                          <w:rFonts w:ascii="Arial" w:hAnsi="Arial" w:cs="Arial"/>
+                          <w:spacing w:val="-8"/>
+                          <w:sz w:val="18"/>
+                          <w:szCs w:val="18"/>
+                        </w:rPr>
+                        <w:t xml:space="preserve"> }}</w:t>
                       </w:r>
                     </w:p>
                   </w:txbxContent>
@@ -2995,6 +3424,7 @@
                           <w:szCs w:val="18"/>
                         </w:rPr>
                       </w:pPr>
+                      <w:proofErr w:type="gramStart"/>
                       <w:r>
                         <w:rPr>
                           <w:rFonts w:ascii="Arial" w:hAnsi="Arial" w:cs="Arial"/>
@@ -3002,7 +3432,57 @@
                           <w:sz w:val="18"/>
                           <w:szCs w:val="18"/>
                         </w:rPr>
-                        <w:t>{{ correo_electronico }}</w:t>
+                        <w:t xml:space="preserve">{{ </w:t>
+                      </w:r>
+                      <w:proofErr w:type="spellStart"/>
+                      <w:r>
+                        <w:rPr>
+                          <w:rFonts w:ascii="Arial" w:hAnsi="Arial" w:cs="Arial"/>
+                          <w:spacing w:val="-10"/>
+                          <w:sz w:val="18"/>
+                          <w:szCs w:val="18"/>
+                        </w:rPr>
+                        <w:t>correo</w:t>
+                      </w:r>
+                      <w:proofErr w:type="gramEnd"/>
+                      <w:r>
+                        <w:rPr>
+                          <w:rFonts w:ascii="Arial" w:hAnsi="Arial" w:cs="Arial"/>
+                          <w:spacing w:val="-10"/>
+                          <w:sz w:val="18"/>
+                          <w:szCs w:val="18"/>
+                        </w:rPr>
+                        <w:t>_</w:t>
+                      </w:r>
+                      <w:proofErr w:type="gramStart"/>
+                      <w:r>
+                        <w:rPr>
+                          <w:rFonts w:ascii="Arial" w:hAnsi="Arial" w:cs="Arial"/>
+                          <w:spacing w:val="-10"/>
+                          <w:sz w:val="18"/>
+                          <w:szCs w:val="18"/>
+                        </w:rPr>
+                        <w:t>electronico</w:t>
+                      </w:r>
+                      <w:proofErr w:type="spellEnd"/>
+                      <w:r>
+                        <w:rPr>
+                          <w:rFonts w:ascii="Arial" w:hAnsi="Arial" w:cs="Arial"/>
+                          <w:spacing w:val="-10"/>
+                          <w:sz w:val="18"/>
+                          <w:szCs w:val="18"/>
+                        </w:rPr>
+                        <w:t xml:space="preserve"> }</w:t>
+                      </w:r>
+                      <w:proofErr w:type="gramEnd"/>
+                      <w:r>
+                        <w:rPr>
+                          <w:rFonts w:ascii="Arial" w:hAnsi="Arial" w:cs="Arial"/>
+                          <w:spacing w:val="-10"/>
+                          <w:sz w:val="18"/>
+                          <w:szCs w:val="18"/>
+                        </w:rPr>
+                        <w:t>}</w:t>
                       </w:r>
                     </w:p>
                   </w:txbxContent>
@@ -3067,7 +3547,7 @@
                         <w:txbxContent>
                           <w:p>
                             <w:pPr>
-                              <w:spacing w:before="120" w:after="120" w:line="168" w:lineRule="auto"/>
+                              <w:spacing w:before="120" w:after="120" w:line="300" w:lineRule="auto"/>
                               <w:rPr>
                                 <w:rFonts w:ascii="Arial" w:hAnsi="Arial" w:cs="Arial"/>
                                 <w:sz w:val="18"/>
@@ -3164,7 +3644,7 @@
                   <w:txbxContent>
                     <w:p>
                       <w:pPr>
-                        <w:spacing w:before="120" w:after="120" w:line="168" w:lineRule="auto"/>
+                        <w:spacing w:before="120" w:after="120" w:line="300" w:lineRule="auto"/>
                         <w:rPr>
                           <w:rFonts w:ascii="Arial" w:hAnsi="Arial" w:cs="Arial"/>
                           <w:sz w:val="18"/>
@@ -3179,13 +3659,59 @@
                         </w:rPr>
                         <w:t xml:space="preserve">                                        </w:t>
                       </w:r>
-                      <w:r>
-                        <w:rPr>
-                          <w:rFonts w:ascii="Arial" w:hAnsi="Arial" w:cs="Arial"/>
-                          <w:sz w:val="18"/>
-                          <w:szCs w:val="18"/>
-                        </w:rPr>
-                        <w:t>{{ nombre_cliente }}</w:t>
+                      <w:proofErr w:type="gramStart"/>
+                      <w:r>
+                        <w:rPr>
+                          <w:rFonts w:ascii="Arial" w:hAnsi="Arial" w:cs="Arial"/>
+                          <w:sz w:val="18"/>
+                          <w:szCs w:val="18"/>
+                        </w:rPr>
+                        <w:t xml:space="preserve">{{ </w:t>
+                      </w:r>
+                      <w:proofErr w:type="spellStart"/>
+                      <w:r>
+                        <w:rPr>
+                          <w:rFonts w:ascii="Arial" w:hAnsi="Arial" w:cs="Arial"/>
+                          <w:sz w:val="18"/>
+                          <w:szCs w:val="18"/>
+                        </w:rPr>
+                        <w:t>nombre</w:t>
+                      </w:r>
+                      <w:proofErr w:type="gramEnd"/>
+                      <w:r>
+                        <w:rPr>
+                          <w:rFonts w:ascii="Arial" w:hAnsi="Arial" w:cs="Arial"/>
+                          <w:sz w:val="18"/>
+                          <w:szCs w:val="18"/>
+                        </w:rPr>
+                        <w:t>_</w:t>
+                      </w:r>
+                      <w:proofErr w:type="gramStart"/>
+                      <w:r>
+                        <w:rPr>
+                          <w:rFonts w:ascii="Arial" w:hAnsi="Arial" w:cs="Arial"/>
+                          <w:sz w:val="18"/>
+                          <w:szCs w:val="18"/>
+                        </w:rPr>
+                        <w:t>cliente</w:t>
+                      </w:r>
+                      <w:proofErr w:type="spellEnd"/>
+                      <w:r>
+                        <w:rPr>
+                          <w:rFonts w:ascii="Arial" w:hAnsi="Arial" w:cs="Arial"/>
+                          <w:sz w:val="18"/>
+                          <w:szCs w:val="18"/>
+                        </w:rPr>
+                        <w:t xml:space="preserve"> }</w:t>
+                      </w:r>
+                      <w:proofErr w:type="gramEnd"/>
+                      <w:r>
+                        <w:rPr>
+                          <w:rFonts w:ascii="Arial" w:hAnsi="Arial" w:cs="Arial"/>
+                          <w:sz w:val="18"/>
+                          <w:szCs w:val="18"/>
+                        </w:rPr>
+                        <w:t>}</w:t>
                       </w:r>
                     </w:p>
                   </w:txbxContent>
@@ -3295,23 +3821,7 @@
                                 <w:sz w:val="17"/>
                                 <w:szCs w:val="17"/>
                               </w:rPr>
-                              <w:t xml:space="preserve">90.000       75.000      </w:t>
-                            </w:r>
-                            <w:r>
-                              <w:rPr>
-                                <w:rFonts w:ascii="Arial" w:hAnsi="Arial" w:cs="Arial"/>
-                                <w:sz w:val="17"/>
-                                <w:szCs w:val="17"/>
-                              </w:rPr>
-                              <w:t xml:space="preserve"> </w:t>
-                            </w:r>
-                            <w:r>
-                              <w:rPr>
-                                <w:rFonts w:ascii="Arial" w:hAnsi="Arial" w:cs="Arial"/>
-                                <w:sz w:val="17"/>
-                                <w:szCs w:val="17"/>
-                              </w:rPr>
-                              <w:t>60.000       45.000       30.000       15.000</w:t>
+                              <w:t>90.000       75.000       60.000       45.000       30.000       15.000</w:t>
                             </w:r>
                           </w:p>
                           <w:p>
@@ -3364,11 +3874,7 @@
           </mc:Choice>
           <mc:Fallback>
             <w:pict>
-              <v:shapetype w14:anchorId="38ACD2F4" id="_x0000_t202" coordsize="21600,21600" o:spt="202" path="m,l,21600r21600,l21600,xe">
-                <v:stroke joinstyle="miter"/>
-                <v:path gradientshapeok="t" o:connecttype="rect"/>
-              </v:shapetype>
-              <v:shape id="Cuadro de texto 28" o:spid="_x0000_s1046" type="#_x0000_t202" style="position:absolute;margin-left:-54.75pt;margin-top:391.55pt;width:260.75pt;height:62.75pt;z-index:251761664;visibility:visible;mso-wrap-style:square;mso-width-percent:0;mso-height-percent:0;mso-wrap-distance-left:9pt;mso-wrap-distance-top:0;mso-wrap-distance-right:9pt;mso-wrap-distance-bottom:0;mso-position-horizontal:absolute;mso-position-horizontal-relative:text;mso-position-vertical:absolute;mso-position-vertical-relative:text;mso-width-percent:0;mso-height-percent:0;mso-width-relative:margin;mso-height-relative:margin;v-text-anchor:top" o:gfxdata="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" filled="f" stroked="f">
+              <v:shape w14:anchorId="38ACD2F4" id="Cuadro de texto 28" o:spid="_x0000_s1046" type="#_x0000_t202" style="position:absolute;margin-left:-54.75pt;margin-top:391.55pt;width:260.75pt;height:62.75pt;z-index:251761664;visibility:visible;mso-wrap-style:square;mso-width-percent:0;mso-height-percent:0;mso-wrap-distance-left:9pt;mso-wrap-distance-top:0;mso-wrap-distance-right:9pt;mso-wrap-distance-bottom:0;mso-position-horizontal:absolute;mso-position-horizontal-relative:text;mso-position-vertical:absolute;mso-position-vertical-relative:text;mso-width-percent:0;mso-height-percent:0;mso-width-relative:margin;mso-height-relative:margin;v-text-anchor:top" o:gfxdata="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" filled="f" stroked="f">
                 <v:textbox>
                   <w:txbxContent>
                     <w:p>
@@ -3412,23 +3918,7 @@
                           <w:sz w:val="17"/>
                           <w:szCs w:val="17"/>
                         </w:rPr>
-                        <w:t xml:space="preserve">90.000       75.000      </w:t>
-                      </w:r>
-                      <w:r>
-                        <w:rPr>
-                          <w:rFonts w:ascii="Arial" w:hAnsi="Arial" w:cs="Arial"/>
-                          <w:sz w:val="17"/>
-                          <w:szCs w:val="17"/>
-                        </w:rPr>
-                        <w:t xml:space="preserve"> </w:t>
-                      </w:r>
-                      <w:r>
-                        <w:rPr>
-                          <w:rFonts w:ascii="Arial" w:hAnsi="Arial" w:cs="Arial"/>
-                          <w:sz w:val="17"/>
-                          <w:szCs w:val="17"/>
-                        </w:rPr>
-                        <w:t>60.000       45.000       30.000       15.000</w:t>
+                        <w:t>90.000       75.000       60.000       45.000       30.000       15.000</w:t>
                       </w:r>
                     </w:p>
                     <w:p>
@@ -3474,174 +3964,7 @@
         <mc:AlternateContent>
           <mc:Choice Requires="wps">
             <w:drawing>
-              <wp:anchor distT="0" distB="0" distL="114300" distR="114300" simplePos="0" relativeHeight="251720704" behindDoc="0" locked="0" layoutInCell="1" allowOverlap="1" wp14:anchorId="22F58E7D" wp14:editId="416827BA">
-                <wp:simplePos x="0" y="0"/>
-                <wp:positionH relativeFrom="column">
-                  <wp:posOffset>1356261</wp:posOffset>
-                </wp:positionH>
-                <wp:positionV relativeFrom="paragraph">
-                  <wp:posOffset>4345338</wp:posOffset>
-                </wp:positionV>
-                <wp:extent cx="782052" cy="236220"/>
-                <wp:effectExtent l="0" t="0" r="0" b="0"/>
-                <wp:wrapNone/>
-                <wp:docPr id="728755604" name="Cuadro de texto 5"/>
-                <wp:cNvGraphicFramePr/>
-                <a:graphic xmlns:a="http://schemas.openxmlformats.org/drawingml/2006/main">
-                  <a:graphicData uri="http://schemas.microsoft.com/office/word/2010/wordprocessingShape">
-                    <wps:wsp>
-                      <wps:cNvSpPr txBox="1"/>
-                      <wps:spPr>
-                        <a:xfrm>
-                          <a:off x="0" y="0"/>
-                          <a:ext cx="782052" cy="236220"/>
-                        </a:xfrm>
-                        <a:prstGeom prst="rect">
-                          <a:avLst/>
-                        </a:prstGeom>
-                        <a:noFill/>
-                        <a:ln>
-                          <a:noFill/>
-                        </a:ln>
-                      </wps:spPr>
-                      <wps:style>
-                        <a:lnRef idx="0">
-                          <a:scrgbClr r="0" g="0" b="0"/>
-                        </a:lnRef>
-                        <a:fillRef idx="0">
-                          <a:scrgbClr r="0" g="0" b="0"/>
-                        </a:fillRef>
-                        <a:effectRef idx="0">
-                          <a:scrgbClr r="0" g="0" b="0"/>
-                        </a:effectRef>
-                        <a:fontRef idx="minor">
-                          <a:schemeClr val="dk1"/>
-                        </a:fontRef>
-                      </wps:style>
-                      <wps:txbx>
-                        <w:txbxContent>
-                          <w:p>
-                            <w:pPr>
-                              <w:spacing w:after="120" w:line="408" w:lineRule="auto"/>
-                              <w:rPr>
-                                <w:rFonts w:ascii="Arial" w:hAnsi="Arial" w:cs="Arial"/>
-                                <w:sz w:val="18"/>
-                                <w:szCs w:val="18"/>
-                              </w:rPr>
-                            </w:pPr>
-                            <w:proofErr w:type="gramStart"/>
-                            <w:r>
-                              <w:rPr>
-                                <w:rFonts w:ascii="Arial" w:hAnsi="Arial" w:cs="Arial"/>
-                                <w:sz w:val="18"/>
-                                <w:szCs w:val="18"/>
-                              </w:rPr>
-                              <w:t xml:space="preserve">{{ </w:t>
-                            </w:r>
-                            <w:proofErr w:type="spellStart"/>
-                            <w:r>
-                              <w:rPr>
-                                <w:rFonts w:ascii="Arial" w:hAnsi="Arial" w:cs="Arial"/>
-                                <w:sz w:val="18"/>
-                                <w:szCs w:val="18"/>
-                              </w:rPr>
-                              <w:t>fecha</w:t>
-                            </w:r>
-                            <w:proofErr w:type="gramEnd"/>
-                            <w:r>
-                              <w:rPr>
-                                <w:rFonts w:ascii="Arial" w:hAnsi="Arial" w:cs="Arial"/>
-                                <w:sz w:val="18"/>
-                                <w:szCs w:val="18"/>
-                              </w:rPr>
-                              <w:t>_mes_anio_</w:t>
-                            </w:r>
-                            <w:proofErr w:type="gramStart"/>
-                            <w:r>
-                              <w:rPr>
-                                <w:rFonts w:ascii="Arial" w:hAnsi="Arial" w:cs="Arial"/>
-                                <w:sz w:val="18"/>
-                                <w:szCs w:val="18"/>
-                              </w:rPr>
-                              <w:t>espaciado</w:t>
-                            </w:r>
-                            <w:proofErr w:type="spellEnd"/>
-                            <w:r>
-                              <w:rPr>
-                                <w:rFonts w:ascii="Arial" w:hAnsi="Arial" w:cs="Arial"/>
-                                <w:sz w:val="18"/>
-                                <w:szCs w:val="18"/>
-                              </w:rPr>
-                              <w:t xml:space="preserve"> }</w:t>
-                            </w:r>
-                            <w:proofErr w:type="gramEnd"/>
-                            <w:r>
-                              <w:rPr>
-                                <w:rFonts w:ascii="Arial" w:hAnsi="Arial" w:cs="Arial"/>
-                                <w:sz w:val="18"/>
-                                <w:szCs w:val="18"/>
-                              </w:rPr>
-                              <w:t>}</w:t>
-                            </w:r>
-                          </w:p>
-                        </w:txbxContent>
-                      </wps:txbx>
-                      <wps:bodyPr rot="0" spcFirstLastPara="0" vertOverflow="overflow" horzOverflow="overflow" vert="horz" wrap="square" lIns="91440" tIns="45720" rIns="91440" bIns="45720" numCol="1" spcCol="0" rtlCol="0" fromWordArt="0" anchor="t" anchorCtr="0" forceAA="0" compatLnSpc="1">
-                        <a:prstTxWarp prst="textNoShape">
-                          <a:avLst/>
-                        </a:prstTxWarp>
-                        <a:noAutofit/>
-                      </wps:bodyPr>
-                    </wps:wsp>
-                  </a:graphicData>
-                </a:graphic>
-                <wp14:sizeRelH relativeFrom="margin">
-                  <wp14:pctWidth>0</wp14:pctWidth>
-                </wp14:sizeRelH>
-                <wp14:sizeRelV relativeFrom="margin">
-                  <wp14:pctHeight>0</wp14:pctHeight>
-                </wp14:sizeRelV>
-              </wp:anchor>
-            </w:drawing>
-          </mc:Choice>
-          <mc:Fallback>
-            <w:pict>
-              <v:shape w14:anchorId="22F58E7D" id="_x0000_s1046" type="#_x0000_t202" style="position:absolute;margin-left:106.8pt;margin-top:342.15pt;width:61.6pt;height:18.6pt;z-index:251720704;visibility:visible;mso-wrap-style:square;mso-width-percent:0;mso-height-percent:0;mso-wrap-distance-left:9pt;mso-wrap-distance-top:0;mso-wrap-distance-right:9pt;mso-wrap-distance-bottom:0;mso-position-horizontal:absolute;mso-position-horizontal-relative:text;mso-position-vertical:absolute;mso-position-vertical-relative:text;mso-width-percent:0;mso-height-percent:0;mso-width-relative:margin;mso-height-relative:margin;v-text-anchor:top" o:gfxdata="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" filled="f" stroked="f">
-                <v:textbox>
-                  <w:txbxContent>
-                    <w:p>
-                      <w:pPr>
-                        <w:spacing w:after="120" w:line="408" w:lineRule="auto"/>
-                        <w:rPr>
-                          <w:rFonts w:ascii="Arial" w:hAnsi="Arial" w:cs="Arial"/>
-                          <w:sz w:val="18"/>
-                          <w:szCs w:val="18"/>
-                        </w:rPr>
-                      </w:pPr>
-                      <w:r>
-                        <w:rPr>
-                          <w:rFonts w:ascii="Arial" w:hAnsi="Arial" w:cs="Arial"/>
-                          <w:sz w:val="18"/>
-                          <w:szCs w:val="18"/>
-                        </w:rPr>
-                        <w:t>{{ fecha_mes_anio_espaciado }}</w:t>
-                      </w:r>
-                    </w:p>
-                  </w:txbxContent>
-                </v:textbox>
-              </v:shape>
-            </w:pict>
-          </mc:Fallback>
-        </mc:AlternateContent>
-      </w:r>
-      <w:r>
-        <w:rPr>
-          <w:noProof/>
-        </w:rPr>
-        <mc:AlternateContent>
-          <mc:Choice Requires="wps">
-            <w:drawing>
-              <wp:anchor distT="0" distB="0" distL="114300" distR="114300" simplePos="0" relativeHeight="251722752" behindDoc="0" locked="0" layoutInCell="1" allowOverlap="1" wp14:anchorId="53C8EE00" wp14:editId="5E5F5143">
+              <wp:anchor distT="0" distB="0" distL="114300" distR="114300" simplePos="0" relativeHeight="251722752" behindDoc="0" locked="0" layoutInCell="1" allowOverlap="1" wp14:anchorId="53C8EE00" wp14:editId="11E1468F">
                 <wp:simplePos x="0" y="0"/>
                 <wp:positionH relativeFrom="column">
                   <wp:posOffset>3389596</wp:posOffset>
@@ -3785,13 +4108,59 @@
                           <w:szCs w:val="18"/>
                         </w:rPr>
                       </w:pPr>
-                      <w:r>
-                        <w:rPr>
-                          <w:rFonts w:ascii="Arial" w:hAnsi="Arial" w:cs="Arial"/>
-                          <w:sz w:val="18"/>
-                          <w:szCs w:val="18"/>
-                        </w:rPr>
-                        <w:t>{{ numero_documento }}</w:t>
+                      <w:proofErr w:type="gramStart"/>
+                      <w:r>
+                        <w:rPr>
+                          <w:rFonts w:ascii="Arial" w:hAnsi="Arial" w:cs="Arial"/>
+                          <w:sz w:val="18"/>
+                          <w:szCs w:val="18"/>
+                        </w:rPr>
+                        <w:t xml:space="preserve">{{ </w:t>
+                      </w:r>
+                      <w:proofErr w:type="spellStart"/>
+                      <w:r>
+                        <w:rPr>
+                          <w:rFonts w:ascii="Arial" w:hAnsi="Arial" w:cs="Arial"/>
+                          <w:sz w:val="18"/>
+                          <w:szCs w:val="18"/>
+                        </w:rPr>
+                        <w:t>numero</w:t>
+                      </w:r>
+                      <w:proofErr w:type="gramEnd"/>
+                      <w:r>
+                        <w:rPr>
+                          <w:rFonts w:ascii="Arial" w:hAnsi="Arial" w:cs="Arial"/>
+                          <w:sz w:val="18"/>
+                          <w:szCs w:val="18"/>
+                        </w:rPr>
+                        <w:t>_</w:t>
+                      </w:r>
+                      <w:proofErr w:type="gramStart"/>
+                      <w:r>
+                        <w:rPr>
+                          <w:rFonts w:ascii="Arial" w:hAnsi="Arial" w:cs="Arial"/>
+                          <w:sz w:val="18"/>
+                          <w:szCs w:val="18"/>
+                        </w:rPr>
+                        <w:t>documento</w:t>
+                      </w:r>
+                      <w:proofErr w:type="spellEnd"/>
+                      <w:r>
+                        <w:rPr>
+                          <w:rFonts w:ascii="Arial" w:hAnsi="Arial" w:cs="Arial"/>
+                          <w:sz w:val="18"/>
+                          <w:szCs w:val="18"/>
+                        </w:rPr>
+                        <w:t xml:space="preserve"> }</w:t>
+                      </w:r>
+                      <w:proofErr w:type="gramEnd"/>
+                      <w:r>
+                        <w:rPr>
+                          <w:rFonts w:ascii="Arial" w:hAnsi="Arial" w:cs="Arial"/>
+                          <w:sz w:val="18"/>
+                          <w:szCs w:val="18"/>
+                        </w:rPr>
+                        <w:t>}</w:t>
                       </w:r>
                     </w:p>
                   </w:txbxContent>
@@ -3952,13 +4321,59 @@
                           <w:szCs w:val="18"/>
                         </w:rPr>
                       </w:pPr>
-                      <w:r>
-                        <w:rPr>
-                          <w:rFonts w:ascii="Arial" w:hAnsi="Arial" w:cs="Arial"/>
-                          <w:sz w:val="18"/>
-                          <w:szCs w:val="18"/>
-                        </w:rPr>
-                        <w:t>{{ fecha_completa }}</w:t>
+                      <w:proofErr w:type="gramStart"/>
+                      <w:r>
+                        <w:rPr>
+                          <w:rFonts w:ascii="Arial" w:hAnsi="Arial" w:cs="Arial"/>
+                          <w:sz w:val="18"/>
+                          <w:szCs w:val="18"/>
+                        </w:rPr>
+                        <w:t xml:space="preserve">{{ </w:t>
+                      </w:r>
+                      <w:proofErr w:type="spellStart"/>
+                      <w:r>
+                        <w:rPr>
+                          <w:rFonts w:ascii="Arial" w:hAnsi="Arial" w:cs="Arial"/>
+                          <w:sz w:val="18"/>
+                          <w:szCs w:val="18"/>
+                        </w:rPr>
+                        <w:t>fecha</w:t>
+                      </w:r>
+                      <w:proofErr w:type="gramEnd"/>
+                      <w:r>
+                        <w:rPr>
+                          <w:rFonts w:ascii="Arial" w:hAnsi="Arial" w:cs="Arial"/>
+                          <w:sz w:val="18"/>
+                          <w:szCs w:val="18"/>
+                        </w:rPr>
+                        <w:t>_</w:t>
+                      </w:r>
+                      <w:proofErr w:type="gramStart"/>
+                      <w:r>
+                        <w:rPr>
+                          <w:rFonts w:ascii="Arial" w:hAnsi="Arial" w:cs="Arial"/>
+                          <w:sz w:val="18"/>
+                          <w:szCs w:val="18"/>
+                        </w:rPr>
+                        <w:t>completa</w:t>
+                      </w:r>
+                      <w:proofErr w:type="spellEnd"/>
+                      <w:r>
+                        <w:rPr>
+                          <w:rFonts w:ascii="Arial" w:hAnsi="Arial" w:cs="Arial"/>
+                          <w:sz w:val="18"/>
+                          <w:szCs w:val="18"/>
+                        </w:rPr>
+                        <w:t xml:space="preserve"> }</w:t>
+                      </w:r>
+                      <w:proofErr w:type="gramEnd"/>
+                      <w:r>
+                        <w:rPr>
+                          <w:rFonts w:ascii="Arial" w:hAnsi="Arial" w:cs="Arial"/>
+                          <w:sz w:val="18"/>
+                          <w:szCs w:val="18"/>
+                        </w:rPr>
+                        <w:t>}</w:t>
                       </w:r>
                     </w:p>
                   </w:txbxContent>
@@ -4060,7 +4475,7 @@
           </mc:Choice>
           <mc:Fallback>
             <w:pict>
-              <v:shape w14:anchorId="4548B6A7" id="Cuadro de texto 26" o:spid="_x0000_s1050" type="#_x0000_t202" style="position:absolute;margin-left:106.4pt;margin-top:306.7pt;width:68.7pt;height:17.95pt;z-index:251727872;visibility:visible;mso-wrap-style:square;mso-width-percent:0;mso-height-percent:0;mso-wrap-distance-left:9pt;mso-wrap-distance-top:0;mso-wrap-distance-right:9pt;mso-wrap-distance-bottom:0;mso-position-horizontal:absolute;mso-position-horizontal-relative:text;mso-position-vertical:absolute;mso-position-vertical-relative:text;mso-width-percent:0;mso-height-percent:0;mso-width-relative:margin;mso-height-relative:margin;v-text-anchor:top" o:gfxdata="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" filled="f" stroked="f">
+              <v:shape w14:anchorId="4548B6A7" id="Cuadro de texto 26" o:spid="_x0000_s1049" type="#_x0000_t202" style="position:absolute;margin-left:106.4pt;margin-top:306.7pt;width:68.7pt;height:17.95pt;z-index:251727872;visibility:visible;mso-wrap-style:square;mso-width-percent:0;mso-height-percent:0;mso-wrap-distance-left:9pt;mso-wrap-distance-top:0;mso-wrap-distance-right:9pt;mso-wrap-distance-bottom:0;mso-position-horizontal:absolute;mso-position-horizontal-relative:text;mso-position-vertical:absolute;mso-position-vertical-relative:text;mso-width-percent:0;mso-height-percent:0;mso-width-relative:margin;mso-height-relative:margin;v-text-anchor:top" o:gfxdata="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" filled="f" stroked="f">
                 <v:textbox>
                   <w:txbxContent>
                     <w:p>
@@ -4255,7 +4670,7 @@
           </mc:Choice>
           <mc:Fallback>
             <w:pict>
-              <v:shape w14:anchorId="6E0EE894" id="_x0000_s1052" type="#_x0000_t202" style="position:absolute;margin-left:106.8pt;margin-top:319.85pt;width:68.7pt;height:17.95pt;z-index:251726848;visibility:visible;mso-wrap-style:square;mso-width-percent:0;mso-height-percent:0;mso-wrap-distance-left:9pt;mso-wrap-distance-top:0;mso-wrap-distance-right:9pt;mso-wrap-distance-bottom:0;mso-position-horizontal:absolute;mso-position-horizontal-relative:text;mso-position-vertical:absolute;mso-position-vertical-relative:text;mso-width-percent:0;mso-height-percent:0;mso-width-relative:margin;mso-height-relative:margin;v-text-anchor:top" o:gfxdata="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" filled="f" stroked="f">
+              <v:shape w14:anchorId="6E0EE894" id="_x0000_s1051" type="#_x0000_t202" style="position:absolute;margin-left:106.8pt;margin-top:319.85pt;width:68.7pt;height:17.95pt;z-index:251726848;visibility:visible;mso-wrap-style:square;mso-width-percent:0;mso-height-percent:0;mso-wrap-distance-left:9pt;mso-wrap-distance-top:0;mso-wrap-distance-right:9pt;mso-wrap-distance-bottom:0;mso-position-horizontal:absolute;mso-position-horizontal-relative:text;mso-position-vertical:absolute;mso-position-vertical-relative:text;mso-width-percent:0;mso-height-percent:0;mso-width-relative:margin;mso-height-relative:margin;v-text-anchor:top" o:gfxdata="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" filled="f" stroked="f">
                 <v:textbox>
                   <w:txbxContent>
                     <w:p>
@@ -4355,363 +4770,8 @@
         <w:rPr>
           <w:noProof/>
         </w:rPr>
-        <mc:AlternateContent>
-          <mc:Choice Requires="wps">
-            <w:drawing>
-              <wp:anchor distT="0" distB="0" distL="114300" distR="114300" simplePos="0" relativeHeight="251724800" behindDoc="0" locked="0" layoutInCell="1" allowOverlap="1" wp14:anchorId="2FAD7F3C" wp14:editId="2DF6FA1D">
-                <wp:simplePos x="0" y="0"/>
-                <wp:positionH relativeFrom="page">
-                  <wp:posOffset>3974261</wp:posOffset>
-                </wp:positionH>
-                <wp:positionV relativeFrom="paragraph">
-                  <wp:posOffset>10231241</wp:posOffset>
-                </wp:positionV>
-                <wp:extent cx="3302420" cy="755702"/>
-                <wp:effectExtent l="0" t="0" r="0" b="6350"/>
-                <wp:wrapNone/>
-                <wp:docPr id="456120358" name="Cuadro de texto 5"/>
-                <wp:cNvGraphicFramePr/>
-                <a:graphic xmlns:a="http://schemas.openxmlformats.org/drawingml/2006/main">
-                  <a:graphicData uri="http://schemas.microsoft.com/office/word/2010/wordprocessingShape">
-                    <wps:wsp>
-                      <wps:cNvSpPr txBox="1"/>
-                      <wps:spPr>
-                        <a:xfrm>
-                          <a:off x="0" y="0"/>
-                          <a:ext cx="3302420" cy="755702"/>
-                        </a:xfrm>
-                        <a:prstGeom prst="rect">
-                          <a:avLst/>
-                        </a:prstGeom>
-                        <a:noFill/>
-                        <a:ln>
-                          <a:noFill/>
-                        </a:ln>
-                      </wps:spPr>
-                      <wps:style>
-                        <a:lnRef idx="0">
-                          <a:scrgbClr r="0" g="0" b="0"/>
-                        </a:lnRef>
-                        <a:fillRef idx="0">
-                          <a:scrgbClr r="0" g="0" b="0"/>
-                        </a:fillRef>
-                        <a:effectRef idx="0">
-                          <a:scrgbClr r="0" g="0" b="0"/>
-                        </a:effectRef>
-                        <a:fontRef idx="minor">
-                          <a:schemeClr val="dk1"/>
-                        </a:fontRef>
-                      </wps:style>
-                      <wps:txbx>
-                        <w:txbxContent>
-                          <w:p>
-                            <w:pPr>
-                              <w:spacing w:after="120" w:line="408" w:lineRule="auto"/>
-                              <w:rPr>
-                                <w:rFonts w:ascii="Arial" w:hAnsi="Arial" w:cs="Arial"/>
-                                <w:sz w:val="18"/>
-                                <w:szCs w:val="18"/>
-                              </w:rPr>
-                            </w:pPr>
-                            <w:proofErr w:type="gramStart"/>
-                            <w:r>
-                              <w:rPr>
-                                <w:rFonts w:ascii="Arial" w:hAnsi="Arial" w:cs="Arial"/>
-                                <w:sz w:val="18"/>
-                                <w:szCs w:val="18"/>
-                              </w:rPr>
-                              <w:t xml:space="preserve">{{ </w:t>
-                            </w:r>
-                            <w:proofErr w:type="spellStart"/>
-                            <w:r>
-                              <w:rPr>
-                                <w:rFonts w:ascii="Arial" w:hAnsi="Arial" w:cs="Arial"/>
-                                <w:sz w:val="18"/>
-                                <w:szCs w:val="18"/>
-                              </w:rPr>
-                              <w:t>firma</w:t>
-                            </w:r>
-                            <w:proofErr w:type="gramEnd"/>
-                            <w:r>
-                              <w:rPr>
-                                <w:rFonts w:ascii="Arial" w:hAnsi="Arial" w:cs="Arial"/>
-                                <w:sz w:val="18"/>
-                                <w:szCs w:val="18"/>
-                              </w:rPr>
-                              <w:t>_</w:t>
-                            </w:r>
-                            <w:proofErr w:type="gramStart"/>
-                            <w:r>
-                              <w:rPr>
-                                <w:rFonts w:ascii="Arial" w:hAnsi="Arial" w:cs="Arial"/>
-                                <w:sz w:val="18"/>
-                                <w:szCs w:val="18"/>
-                              </w:rPr>
-                              <w:t>cliente</w:t>
-                            </w:r>
-                            <w:proofErr w:type="spellEnd"/>
-                            <w:r>
-                              <w:rPr>
-                                <w:rFonts w:ascii="Arial" w:hAnsi="Arial" w:cs="Arial"/>
-                                <w:sz w:val="18"/>
-                                <w:szCs w:val="18"/>
-                              </w:rPr>
-                              <w:t xml:space="preserve"> }</w:t>
-                            </w:r>
-                            <w:proofErr w:type="gramEnd"/>
-                            <w:r>
-                              <w:rPr>
-                                <w:rFonts w:ascii="Arial" w:hAnsi="Arial" w:cs="Arial"/>
-                                <w:sz w:val="18"/>
-                                <w:szCs w:val="18"/>
-                              </w:rPr>
-                              <w:t>}</w:t>
-                            </w:r>
-                          </w:p>
-                          <w:p>
-                            <w:pPr>
-                              <w:spacing w:after="120" w:line="408" w:lineRule="auto"/>
-                              <w:rPr>
-                                <w:rFonts w:ascii="Arial" w:hAnsi="Arial" w:cs="Arial"/>
-                                <w:sz w:val="18"/>
-                                <w:szCs w:val="18"/>
-                              </w:rPr>
-                            </w:pPr>
-                          </w:p>
-                        </w:txbxContent>
-                      </wps:txbx>
-                      <wps:bodyPr rot="0" spcFirstLastPara="0" vertOverflow="overflow" horzOverflow="overflow" vert="horz" wrap="square" lIns="91440" tIns="45720" rIns="91440" bIns="45720" numCol="1" spcCol="0" rtlCol="0" fromWordArt="0" anchor="t" anchorCtr="0" forceAA="0" compatLnSpc="1">
-                        <a:prstTxWarp prst="textNoShape">
-                          <a:avLst/>
-                        </a:prstTxWarp>
-                        <a:noAutofit/>
-                      </wps:bodyPr>
-                    </wps:wsp>
-                  </a:graphicData>
-                </a:graphic>
-                <wp14:sizeRelH relativeFrom="margin">
-                  <wp14:pctWidth>0</wp14:pctWidth>
-                </wp14:sizeRelH>
-                <wp14:sizeRelV relativeFrom="margin">
-                  <wp14:pctHeight>0</wp14:pctHeight>
-                </wp14:sizeRelV>
-              </wp:anchor>
-            </w:drawing>
-          </mc:Choice>
-          <mc:Fallback>
-            <w:pict>
-              <v:shape w14:anchorId="2FAD7F3C" id="_x0000_s1053" type="#_x0000_t202" style="position:absolute;margin-left:312.95pt;margin-top:805.6pt;width:260.05pt;height:59.5pt;z-index:251724800;visibility:visible;mso-wrap-style:square;mso-width-percent:0;mso-height-percent:0;mso-wrap-distance-left:9pt;mso-wrap-distance-top:0;mso-wrap-distance-right:9pt;mso-wrap-distance-bottom:0;mso-position-horizontal:absolute;mso-position-horizontal-relative:page;mso-position-vertical:absolute;mso-position-vertical-relative:text;mso-width-percent:0;mso-height-percent:0;mso-width-relative:margin;mso-height-relative:margin;v-text-anchor:top" o:gfxdata="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" filled="f" stroked="f">
-                <v:textbox>
-                  <w:txbxContent>
-                    <w:p>
-                      <w:pPr>
-                        <w:spacing w:after="120" w:line="408" w:lineRule="auto"/>
-                        <w:rPr>
-                          <w:rFonts w:ascii="Arial" w:hAnsi="Arial" w:cs="Arial"/>
-                          <w:sz w:val="18"/>
-                          <w:szCs w:val="18"/>
-                        </w:rPr>
-                      </w:pPr>
-                      <w:r>
-                        <w:rPr>
-                          <w:rFonts w:ascii="Arial" w:hAnsi="Arial" w:cs="Arial"/>
-                          <w:sz w:val="18"/>
-                          <w:szCs w:val="18"/>
-                        </w:rPr>
-                        <w:t>{{ firma_cliente }}</w:t>
-                      </w:r>
-                    </w:p>
-                    <w:p>
-                      <w:pPr>
-                        <w:spacing w:after="120" w:line="408" w:lineRule="auto"/>
-                        <w:rPr>
-                          <w:rFonts w:ascii="Arial" w:hAnsi="Arial" w:cs="Arial"/>
-                          <w:sz w:val="18"/>
-                          <w:szCs w:val="18"/>
-                        </w:rPr>
-                      </w:pPr>
-                    </w:p>
-                  </w:txbxContent>
-                </v:textbox>
-                <w10:wrap anchorx="page"/>
-              </v:shape>
-            </w:pict>
-          </mc:Fallback>
-        </mc:AlternateContent>
-      </w:r>
-      <w:r>
-        <w:rPr>
-          <w:noProof/>
-        </w:rPr>
-        <mc:AlternateContent>
-          <mc:Choice Requires="wps">
-            <w:drawing>
-              <wp:anchor distT="0" distB="0" distL="114300" distR="114300" simplePos="0" relativeHeight="251721728" behindDoc="0" locked="0" layoutInCell="1" allowOverlap="1" wp14:anchorId="76E5F1CA" wp14:editId="6E79C89E">
-                <wp:simplePos x="0" y="0"/>
-                <wp:positionH relativeFrom="column">
-                  <wp:posOffset>1345698</wp:posOffset>
-                </wp:positionH>
-                <wp:positionV relativeFrom="paragraph">
-                  <wp:posOffset>4515753</wp:posOffset>
-                </wp:positionV>
-                <wp:extent cx="884321" cy="236256"/>
-                <wp:effectExtent l="0" t="0" r="0" b="0"/>
-                <wp:wrapNone/>
-                <wp:docPr id="2075800386" name="Cuadro de texto 5"/>
-                <wp:cNvGraphicFramePr/>
-                <a:graphic xmlns:a="http://schemas.openxmlformats.org/drawingml/2006/main">
-                  <a:graphicData uri="http://schemas.microsoft.com/office/word/2010/wordprocessingShape">
-                    <wps:wsp>
-                      <wps:cNvSpPr txBox="1"/>
-                      <wps:spPr>
-                        <a:xfrm>
-                          <a:off x="0" y="0"/>
-                          <a:ext cx="884321" cy="236256"/>
-                        </a:xfrm>
-                        <a:prstGeom prst="rect">
-                          <a:avLst/>
-                        </a:prstGeom>
-                        <a:noFill/>
-                        <a:ln>
-                          <a:noFill/>
-                        </a:ln>
-                      </wps:spPr>
-                      <wps:style>
-                        <a:lnRef idx="0">
-                          <a:scrgbClr r="0" g="0" b="0"/>
-                        </a:lnRef>
-                        <a:fillRef idx="0">
-                          <a:scrgbClr r="0" g="0" b="0"/>
-                        </a:fillRef>
-                        <a:effectRef idx="0">
-                          <a:scrgbClr r="0" g="0" b="0"/>
-                        </a:effectRef>
-                        <a:fontRef idx="minor">
-                          <a:schemeClr val="dk1"/>
-                        </a:fontRef>
-                      </wps:style>
-                      <wps:txbx>
-                        <w:txbxContent>
-                          <w:p>
-                            <w:pPr>
-                              <w:spacing w:after="120" w:line="408" w:lineRule="auto"/>
-                              <w:rPr>
-                                <w:rFonts w:ascii="Arial" w:hAnsi="Arial" w:cs="Arial"/>
-                                <w:sz w:val="18"/>
-                                <w:szCs w:val="18"/>
-                              </w:rPr>
-                            </w:pPr>
-                            <w:proofErr w:type="gramStart"/>
-                            <w:r>
-                              <w:rPr>
-                                <w:rFonts w:ascii="Arial" w:hAnsi="Arial" w:cs="Arial"/>
-                                <w:sz w:val="18"/>
-                                <w:szCs w:val="18"/>
-                              </w:rPr>
-                              <w:t xml:space="preserve">{{ </w:t>
-                            </w:r>
-                            <w:proofErr w:type="spellStart"/>
-                            <w:r>
-                              <w:rPr>
-                                <w:rFonts w:ascii="Arial" w:hAnsi="Arial" w:cs="Arial"/>
-                                <w:sz w:val="18"/>
-                                <w:szCs w:val="18"/>
-                              </w:rPr>
-                              <w:t>fecha</w:t>
-                            </w:r>
-                            <w:proofErr w:type="gramEnd"/>
-                            <w:r>
-                              <w:rPr>
-                                <w:rFonts w:ascii="Arial" w:hAnsi="Arial" w:cs="Arial"/>
-                                <w:sz w:val="18"/>
-                                <w:szCs w:val="18"/>
-                              </w:rPr>
-                              <w:t>_</w:t>
-                            </w:r>
-                            <w:proofErr w:type="gramStart"/>
-                            <w:r>
-                              <w:rPr>
-                                <w:rFonts w:ascii="Arial" w:hAnsi="Arial" w:cs="Arial"/>
-                                <w:sz w:val="18"/>
-                                <w:szCs w:val="18"/>
-                              </w:rPr>
-                              <w:t>finalizacion</w:t>
-                            </w:r>
-                            <w:proofErr w:type="spellEnd"/>
-                            <w:r>
-                              <w:rPr>
-                                <w:rFonts w:ascii="Arial" w:hAnsi="Arial" w:cs="Arial"/>
-                                <w:sz w:val="18"/>
-                                <w:szCs w:val="18"/>
-                              </w:rPr>
-                              <w:t xml:space="preserve"> }</w:t>
-                            </w:r>
-                            <w:proofErr w:type="gramEnd"/>
-                            <w:r>
-                              <w:rPr>
-                                <w:rFonts w:ascii="Arial" w:hAnsi="Arial" w:cs="Arial"/>
-                                <w:sz w:val="18"/>
-                                <w:szCs w:val="18"/>
-                              </w:rPr>
-                              <w:t>}</w:t>
-                            </w:r>
-                          </w:p>
-                        </w:txbxContent>
-                      </wps:txbx>
-                      <wps:bodyPr rot="0" spcFirstLastPara="0" vertOverflow="overflow" horzOverflow="overflow" vert="horz" wrap="square" lIns="91440" tIns="45720" rIns="91440" bIns="45720" numCol="1" spcCol="0" rtlCol="0" fromWordArt="0" anchor="t" anchorCtr="0" forceAA="0" compatLnSpc="1">
-                        <a:prstTxWarp prst="textNoShape">
-                          <a:avLst/>
-                        </a:prstTxWarp>
-                        <a:noAutofit/>
-                      </wps:bodyPr>
-                    </wps:wsp>
-                  </a:graphicData>
-                </a:graphic>
-                <wp14:sizeRelH relativeFrom="margin">
-                  <wp14:pctWidth>0</wp14:pctWidth>
-                </wp14:sizeRelH>
-                <wp14:sizeRelV relativeFrom="margin">
-                  <wp14:pctHeight>0</wp14:pctHeight>
-                </wp14:sizeRelV>
-              </wp:anchor>
-            </w:drawing>
-          </mc:Choice>
-          <mc:Fallback>
-            <w:pict>
-              <v:shape w14:anchorId="76E5F1CA" id="_x0000_s1054" type="#_x0000_t202" style="position:absolute;margin-left:105.95pt;margin-top:355.55pt;width:69.65pt;height:18.6pt;z-index:251721728;visibility:visible;mso-wrap-style:square;mso-width-percent:0;mso-height-percent:0;mso-wrap-distance-left:9pt;mso-wrap-distance-top:0;mso-wrap-distance-right:9pt;mso-wrap-distance-bottom:0;mso-position-horizontal:absolute;mso-position-horizontal-relative:text;mso-position-vertical:absolute;mso-position-vertical-relative:text;mso-width-percent:0;mso-height-percent:0;mso-width-relative:margin;mso-height-relative:margin;v-text-anchor:top" o:gfxdata="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" filled="f" stroked="f">
-                <v:textbox>
-                  <w:txbxContent>
-                    <w:p>
-                      <w:pPr>
-                        <w:spacing w:after="120" w:line="408" w:lineRule="auto"/>
-                        <w:rPr>
-                          <w:rFonts w:ascii="Arial" w:hAnsi="Arial" w:cs="Arial"/>
-                          <w:sz w:val="18"/>
-                          <w:szCs w:val="18"/>
-                        </w:rPr>
-                      </w:pPr>
-                      <w:r>
-                        <w:rPr>
-                          <w:rFonts w:ascii="Arial" w:hAnsi="Arial" w:cs="Arial"/>
-                          <w:sz w:val="18"/>
-                          <w:szCs w:val="18"/>
-                        </w:rPr>
-                        <w:t>{{ fecha_finalizacion }}</w:t>
-                      </w:r>
-                    </w:p>
-                  </w:txbxContent>
-                </v:textbox>
-              </v:shape>
-            </w:pict>
-          </mc:Fallback>
-        </mc:AlternateContent>
-      </w:r>
-      <w:r>
-        <w:rPr>
-          <w:noProof/>
-        </w:rPr>
         <w:drawing>
-          <wp:anchor distT="0" distB="0" distL="114300" distR="114300" simplePos="0" relativeHeight="251719680" behindDoc="1" locked="0" layoutInCell="1" allowOverlap="1" wp14:anchorId="51124783" wp14:editId="2CD04FAE">
+          <wp:anchor distT="0" distB="0" distL="114300" distR="114300" simplePos="0" relativeHeight="251719680" behindDoc="1" locked="0" layoutInCell="1" allowOverlap="1" wp14:anchorId="51124783" wp14:editId="5457C3C5">
             <wp:simplePos x="0" y="0"/>
             <wp:positionH relativeFrom="column">
               <wp:posOffset>-1072451</wp:posOffset>
@@ -4768,6 +4828,690 @@
       </w:r>
     </w:p>
     <w:p>
+      <w:r>
+        <w:rPr>
+          <w:rFonts w:ascii="Times New Roman" w:hAnsi="Times New Roman" w:cs="Times New Roman"/>
+          <w:noProof/>
+          <w:kern w:val="0"/>
+          <w:sz w:val="24"/>
+          <w:szCs w:val="24"/>
+          <w:lang w:eastAsia="es-CO"/>
+          <w14:ligatures w14:val="none"/>
+        </w:rPr>
+        <mc:AlternateContent>
+          <mc:Choice Requires="wps">
+            <w:drawing>
+              <wp:anchor distT="0" distB="0" distL="114300" distR="114300" simplePos="0" relativeHeight="251765760" behindDoc="0" locked="0" layoutInCell="1" allowOverlap="1" wp14:anchorId="3973DA4A" wp14:editId="2CD0C8D1">
+                <wp:simplePos x="0" y="0"/>
+                <wp:positionH relativeFrom="page">
+                  <wp:posOffset>4019585</wp:posOffset>
+                </wp:positionH>
+                <wp:positionV relativeFrom="paragraph">
+                  <wp:posOffset>9796369</wp:posOffset>
+                </wp:positionV>
+                <wp:extent cx="3310255" cy="1128583"/>
+                <wp:effectExtent l="0" t="0" r="0" b="0"/>
+                <wp:wrapNone/>
+                <wp:docPr id="757549046" name="Cuadro de texto 48"/>
+                <wp:cNvGraphicFramePr/>
+                <a:graphic xmlns:a="http://schemas.openxmlformats.org/drawingml/2006/main">
+                  <a:graphicData uri="http://schemas.microsoft.com/office/word/2010/wordprocessingShape">
+                    <wps:wsp>
+                      <wps:cNvSpPr txBox="1"/>
+                      <wps:spPr>
+                        <a:xfrm>
+                          <a:off x="0" y="0"/>
+                          <a:ext cx="3310255" cy="1128583"/>
+                        </a:xfrm>
+                        <a:prstGeom prst="rect">
+                          <a:avLst/>
+                        </a:prstGeom>
+                        <a:noFill/>
+                        <a:ln>
+                          <a:noFill/>
+                        </a:ln>
+                      </wps:spPr>
+                      <wps:style>
+                        <a:lnRef idx="0">
+                          <a:scrgbClr r="0" g="0" b="0"/>
+                        </a:lnRef>
+                        <a:fillRef idx="0">
+                          <a:scrgbClr r="0" g="0" b="0"/>
+                        </a:fillRef>
+                        <a:effectRef idx="0">
+                          <a:scrgbClr r="0" g="0" b="0"/>
+                        </a:effectRef>
+                        <a:fontRef idx="minor">
+                          <a:schemeClr val="dk1"/>
+                        </a:fontRef>
+                      </wps:style>
+                      <wps:txbx>
+                        <w:txbxContent>
+                          <w:p>
+                            <w:pPr>
+                              <w:spacing w:after="0" w:line="408" w:lineRule="auto"/>
+                              <w:jc w:val="center"/>
+                              <w:rPr>
+                                <w:rFonts w:ascii="Arial" w:hAnsi="Arial" w:cs="Arial"/>
+                                <w:position w:val="-6"/>
+                                <w:sz w:val="18"/>
+                                <w:szCs w:val="18"/>
+                              </w:rPr>
+                            </w:pPr>
+                            <w:proofErr w:type="gramStart"/>
+                            <w:r>
+                              <w:rPr>
+                                <w:rFonts w:ascii="Arial" w:hAnsi="Arial" w:cs="Arial"/>
+                                <w:position w:val="-6"/>
+                                <w:sz w:val="18"/>
+                                <w:szCs w:val="18"/>
+                              </w:rPr>
+                              <w:t xml:space="preserve">{{ </w:t>
+                            </w:r>
+                            <w:proofErr w:type="spellStart"/>
+                            <w:r>
+                              <w:rPr>
+                                <w:rFonts w:ascii="Arial" w:hAnsi="Arial" w:cs="Arial"/>
+                                <w:position w:val="-6"/>
+                                <w:sz w:val="18"/>
+                                <w:szCs w:val="18"/>
+                              </w:rPr>
+                              <w:t>firma</w:t>
+                            </w:r>
+                            <w:proofErr w:type="gramEnd"/>
+                            <w:r>
+                              <w:rPr>
+                                <w:rFonts w:ascii="Arial" w:hAnsi="Arial" w:cs="Arial"/>
+                                <w:position w:val="-6"/>
+                                <w:sz w:val="18"/>
+                                <w:szCs w:val="18"/>
+                              </w:rPr>
+                              <w:t>_</w:t>
+                            </w:r>
+                            <w:proofErr w:type="gramStart"/>
+                            <w:r>
+                              <w:rPr>
+                                <w:rFonts w:ascii="Arial" w:hAnsi="Arial" w:cs="Arial"/>
+                                <w:position w:val="-6"/>
+                                <w:sz w:val="18"/>
+                                <w:szCs w:val="18"/>
+                              </w:rPr>
+                              <w:t>cliente</w:t>
+                            </w:r>
+                            <w:proofErr w:type="spellEnd"/>
+                            <w:r>
+                              <w:rPr>
+                                <w:rFonts w:ascii="Arial" w:hAnsi="Arial" w:cs="Arial"/>
+                                <w:position w:val="-6"/>
+                                <w:sz w:val="18"/>
+                                <w:szCs w:val="18"/>
+                              </w:rPr>
+                              <w:t xml:space="preserve"> }</w:t>
+                            </w:r>
+                            <w:proofErr w:type="gramEnd"/>
+                            <w:r>
+                              <w:rPr>
+                                <w:rFonts w:ascii="Arial" w:hAnsi="Arial" w:cs="Arial"/>
+                                <w:position w:val="-6"/>
+                                <w:sz w:val="18"/>
+                                <w:szCs w:val="18"/>
+                              </w:rPr>
+                              <w:t>}</w:t>
+                            </w:r>
+                          </w:p>
+                          <w:p>
+                            <w:pPr>
+                              <w:spacing w:after="0" w:line="408" w:lineRule="auto"/>
+                              <w:jc w:val="center"/>
+                              <w:rPr>
+                                <w:rFonts w:ascii="Arial" w:hAnsi="Arial" w:cs="Arial"/>
+                                <w:sz w:val="18"/>
+                                <w:szCs w:val="18"/>
+                              </w:rPr>
+                            </w:pPr>
+                          </w:p>
+                        </w:txbxContent>
+                      </wps:txbx>
+                      <wps:bodyPr rot="0" spcFirstLastPara="0" vertOverflow="clip" horzOverflow="clip" vert="horz" wrap="square" lIns="91440" tIns="45720" rIns="91440" bIns="45720" numCol="1" spcCol="0" rtlCol="0" fromWordArt="0" anchor="ctr" anchorCtr="0" forceAA="0" compatLnSpc="1">
+                        <a:prstTxWarp prst="textNoShape">
+                          <a:avLst/>
+                        </a:prstTxWarp>
+                        <a:noAutofit/>
+                      </wps:bodyPr>
+                    </wps:wsp>
+                  </a:graphicData>
+                </a:graphic>
+                <wp14:sizeRelH relativeFrom="margin">
+                  <wp14:pctWidth>0</wp14:pctWidth>
+                </wp14:sizeRelH>
+                <wp14:sizeRelV relativeFrom="margin">
+                  <wp14:pctHeight>0</wp14:pctHeight>
+                </wp14:sizeRelV>
+              </wp:anchor>
+            </w:drawing>
+          </mc:Choice>
+          <mc:Fallback>
+            <w:pict>
+              <v:shape w14:anchorId="3973DA4A" id="_x0000_s1053" type="#_x0000_t202" style="position:absolute;margin-left:316.5pt;margin-top:771.35pt;width:260.65pt;height:88.85pt;z-index:251765760;visibility:visible;mso-wrap-style:square;mso-width-percent:0;mso-height-percent:0;mso-wrap-distance-left:9pt;mso-wrap-distance-top:0;mso-wrap-distance-right:9pt;mso-wrap-distance-bottom:0;mso-position-horizontal:absolute;mso-position-horizontal-relative:page;mso-position-vertical:absolute;mso-position-vertical-relative:text;mso-width-percent:0;mso-height-percent:0;mso-width-relative:margin;mso-height-relative:margin;v-text-anchor:middle" o:gfxdata="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" filled="f" stroked="f">
+                <v:textbox>
+                  <w:txbxContent>
+                    <w:p>
+                      <w:pPr>
+                        <w:spacing w:after="0" w:line="408" w:lineRule="auto"/>
+                        <w:jc w:val="center"/>
+                        <w:rPr>
+                          <w:rFonts w:ascii="Arial" w:hAnsi="Arial" w:cs="Arial"/>
+                          <w:position w:val="-6"/>
+                          <w:sz w:val="18"/>
+                          <w:szCs w:val="18"/>
+                        </w:rPr>
+                      </w:pPr>
+                      <w:proofErr w:type="gramStart"/>
+                      <w:r>
+                        <w:rPr>
+                          <w:rFonts w:ascii="Arial" w:hAnsi="Arial" w:cs="Arial"/>
+                          <w:position w:val="-6"/>
+                          <w:sz w:val="18"/>
+                          <w:szCs w:val="18"/>
+                        </w:rPr>
+                        <w:t xml:space="preserve">{{ </w:t>
+                      </w:r>
+                      <w:proofErr w:type="spellStart"/>
+                      <w:r>
+                        <w:rPr>
+                          <w:rFonts w:ascii="Arial" w:hAnsi="Arial" w:cs="Arial"/>
+                          <w:position w:val="-6"/>
+                          <w:sz w:val="18"/>
+                          <w:szCs w:val="18"/>
+                        </w:rPr>
+                        <w:t>firma</w:t>
+                      </w:r>
+                      <w:proofErr w:type="gramEnd"/>
+                      <w:r>
+                        <w:rPr>
+                          <w:rFonts w:ascii="Arial" w:hAnsi="Arial" w:cs="Arial"/>
+                          <w:position w:val="-6"/>
+                          <w:sz w:val="18"/>
+                          <w:szCs w:val="18"/>
+                        </w:rPr>
+                        <w:t>_</w:t>
+                      </w:r>
+                      <w:proofErr w:type="gramStart"/>
+                      <w:r>
+                        <w:rPr>
+                          <w:rFonts w:ascii="Arial" w:hAnsi="Arial" w:cs="Arial"/>
+                          <w:position w:val="-6"/>
+                          <w:sz w:val="18"/>
+                          <w:szCs w:val="18"/>
+                        </w:rPr>
+                        <w:t>cliente</w:t>
+                      </w:r>
+                      <w:proofErr w:type="spellEnd"/>
+                      <w:r>
+                        <w:rPr>
+                          <w:rFonts w:ascii="Arial" w:hAnsi="Arial" w:cs="Arial"/>
+                          <w:position w:val="-6"/>
+                          <w:sz w:val="18"/>
+                          <w:szCs w:val="18"/>
+                        </w:rPr>
+                        <w:t xml:space="preserve"> }</w:t>
+                      </w:r>
+                      <w:proofErr w:type="gramEnd"/>
+                      <w:r>
+                        <w:rPr>
+                          <w:rFonts w:ascii="Arial" w:hAnsi="Arial" w:cs="Arial"/>
+                          <w:position w:val="-6"/>
+                          <w:sz w:val="18"/>
+                          <w:szCs w:val="18"/>
+                        </w:rPr>
+                        <w:t>}</w:t>
+                      </w:r>
+                    </w:p>
+                    <w:p>
+                      <w:pPr>
+                        <w:spacing w:after="0" w:line="408" w:lineRule="auto"/>
+                        <w:jc w:val="center"/>
+                        <w:rPr>
+                          <w:rFonts w:ascii="Arial" w:hAnsi="Arial" w:cs="Arial"/>
+                          <w:sz w:val="18"/>
+                          <w:szCs w:val="18"/>
+                        </w:rPr>
+                      </w:pPr>
+                    </w:p>
+                  </w:txbxContent>
+                </v:textbox>
+                <w10:wrap anchorx="page"/>
+              </v:shape>
+            </w:pict>
+          </mc:Fallback>
+        </mc:AlternateContent>
+      </w:r>
+      <w:r>
+        <w:rPr>
+          <w:noProof/>
+        </w:rPr>
+        <mc:AlternateContent>
+          <mc:Choice Requires="wps">
+            <w:drawing>
+              <wp:anchor distT="0" distB="0" distL="114300" distR="114300" simplePos="0" relativeHeight="251721728" behindDoc="0" locked="0" layoutInCell="1" allowOverlap="1" wp14:anchorId="76E5F1CA" wp14:editId="3117766B">
+                <wp:simplePos x="0" y="0"/>
+                <wp:positionH relativeFrom="column">
+                  <wp:posOffset>1584463</wp:posOffset>
+                </wp:positionH>
+                <wp:positionV relativeFrom="paragraph">
+                  <wp:posOffset>4213260</wp:posOffset>
+                </wp:positionV>
+                <wp:extent cx="884321" cy="236256"/>
+                <wp:effectExtent l="0" t="0" r="0" b="0"/>
+                <wp:wrapNone/>
+                <wp:docPr id="2075800386" name="Cuadro de texto 5"/>
+                <wp:cNvGraphicFramePr/>
+                <a:graphic xmlns:a="http://schemas.openxmlformats.org/drawingml/2006/main">
+                  <a:graphicData uri="http://schemas.microsoft.com/office/word/2010/wordprocessingShape">
+                    <wps:wsp>
+                      <wps:cNvSpPr txBox="1"/>
+                      <wps:spPr>
+                        <a:xfrm>
+                          <a:off x="0" y="0"/>
+                          <a:ext cx="884321" cy="236256"/>
+                        </a:xfrm>
+                        <a:prstGeom prst="rect">
+                          <a:avLst/>
+                        </a:prstGeom>
+                        <a:noFill/>
+                        <a:ln>
+                          <a:noFill/>
+                        </a:ln>
+                      </wps:spPr>
+                      <wps:style>
+                        <a:lnRef idx="0">
+                          <a:scrgbClr r="0" g="0" b="0"/>
+                        </a:lnRef>
+                        <a:fillRef idx="0">
+                          <a:scrgbClr r="0" g="0" b="0"/>
+                        </a:fillRef>
+                        <a:effectRef idx="0">
+                          <a:scrgbClr r="0" g="0" b="0"/>
+                        </a:effectRef>
+                        <a:fontRef idx="minor">
+                          <a:schemeClr val="dk1"/>
+                        </a:fontRef>
+                      </wps:style>
+                      <wps:txbx>
+                        <w:txbxContent>
+                          <w:p>
+                            <w:pPr>
+                              <w:spacing w:after="120" w:line="408" w:lineRule="auto"/>
+                              <w:rPr>
+                                <w:rFonts w:ascii="Arial" w:hAnsi="Arial" w:cs="Arial"/>
+                                <w:sz w:val="18"/>
+                                <w:szCs w:val="18"/>
+                              </w:rPr>
+                            </w:pPr>
+                            <w:proofErr w:type="gramStart"/>
+                            <w:r>
+                              <w:rPr>
+                                <w:rFonts w:ascii="Arial" w:hAnsi="Arial" w:cs="Arial"/>
+                                <w:sz w:val="18"/>
+                                <w:szCs w:val="18"/>
+                              </w:rPr>
+                              <w:t xml:space="preserve">{{ </w:t>
+                            </w:r>
+                            <w:proofErr w:type="spellStart"/>
+                            <w:r>
+                              <w:rPr>
+                                <w:rFonts w:ascii="Arial" w:hAnsi="Arial" w:cs="Arial"/>
+                                <w:sz w:val="18"/>
+                                <w:szCs w:val="18"/>
+                              </w:rPr>
+                              <w:t>fecha</w:t>
+                            </w:r>
+                            <w:proofErr w:type="gramEnd"/>
+                            <w:r>
+                              <w:rPr>
+                                <w:rFonts w:ascii="Arial" w:hAnsi="Arial" w:cs="Arial"/>
+                                <w:sz w:val="18"/>
+                                <w:szCs w:val="18"/>
+                              </w:rPr>
+                              <w:t>_</w:t>
+                            </w:r>
+                            <w:proofErr w:type="gramStart"/>
+                            <w:r>
+                              <w:rPr>
+                                <w:rFonts w:ascii="Arial" w:hAnsi="Arial" w:cs="Arial"/>
+                                <w:sz w:val="18"/>
+                                <w:szCs w:val="18"/>
+                              </w:rPr>
+                              <w:t>finalizacion</w:t>
+                            </w:r>
+                            <w:proofErr w:type="spellEnd"/>
+                            <w:r>
+                              <w:rPr>
+                                <w:rFonts w:ascii="Arial" w:hAnsi="Arial" w:cs="Arial"/>
+                                <w:sz w:val="18"/>
+                                <w:szCs w:val="18"/>
+                              </w:rPr>
+                              <w:t xml:space="preserve"> }</w:t>
+                            </w:r>
+                            <w:proofErr w:type="gramEnd"/>
+                            <w:r>
+                              <w:rPr>
+                                <w:rFonts w:ascii="Arial" w:hAnsi="Arial" w:cs="Arial"/>
+                                <w:sz w:val="18"/>
+                                <w:szCs w:val="18"/>
+                              </w:rPr>
+                              <w:t>}</w:t>
+                            </w:r>
+                          </w:p>
+                        </w:txbxContent>
+                      </wps:txbx>
+                      <wps:bodyPr rot="0" spcFirstLastPara="0" vertOverflow="overflow" horzOverflow="overflow" vert="horz" wrap="square" lIns="91440" tIns="45720" rIns="91440" bIns="45720" numCol="1" spcCol="0" rtlCol="0" fromWordArt="0" anchor="t" anchorCtr="0" forceAA="0" compatLnSpc="1">
+                        <a:prstTxWarp prst="textNoShape">
+                          <a:avLst/>
+                        </a:prstTxWarp>
+                        <a:noAutofit/>
+                      </wps:bodyPr>
+                    </wps:wsp>
+                  </a:graphicData>
+                </a:graphic>
+                <wp14:sizeRelH relativeFrom="margin">
+                  <wp14:pctWidth>0</wp14:pctWidth>
+                </wp14:sizeRelH>
+                <wp14:sizeRelV relativeFrom="margin">
+                  <wp14:pctHeight>0</wp14:pctHeight>
+                </wp14:sizeRelV>
+              </wp:anchor>
+            </w:drawing>
+          </mc:Choice>
+          <mc:Fallback>
+            <w:pict>
+              <v:shape w14:anchorId="76E5F1CA" id="_x0000_s1054" type="#_x0000_t202" style="position:absolute;margin-left:124.75pt;margin-top:331.75pt;width:69.65pt;height:18.6pt;z-index:251721728;visibility:visible;mso-wrap-style:square;mso-width-percent:0;mso-height-percent:0;mso-wrap-distance-left:9pt;mso-wrap-distance-top:0;mso-wrap-distance-right:9pt;mso-wrap-distance-bottom:0;mso-position-horizontal:absolute;mso-position-horizontal-relative:text;mso-position-vertical:absolute;mso-position-vertical-relative:text;mso-width-percent:0;mso-height-percent:0;mso-width-relative:margin;mso-height-relative:margin;v-text-anchor:top" o:gfxdata="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" filled="f" stroked="f">
+                <v:textbox>
+                  <w:txbxContent>
+                    <w:p>
+                      <w:pPr>
+                        <w:spacing w:after="120" w:line="408" w:lineRule="auto"/>
+                        <w:rPr>
+                          <w:rFonts w:ascii="Arial" w:hAnsi="Arial" w:cs="Arial"/>
+                          <w:sz w:val="18"/>
+                          <w:szCs w:val="18"/>
+                        </w:rPr>
+                      </w:pPr>
+                      <w:proofErr w:type="gramStart"/>
+                      <w:r>
+                        <w:rPr>
+                          <w:rFonts w:ascii="Arial" w:hAnsi="Arial" w:cs="Arial"/>
+                          <w:sz w:val="18"/>
+                          <w:szCs w:val="18"/>
+                        </w:rPr>
+                        <w:t xml:space="preserve">{{ </w:t>
+                      </w:r>
+                      <w:proofErr w:type="spellStart"/>
+                      <w:r>
+                        <w:rPr>
+                          <w:rFonts w:ascii="Arial" w:hAnsi="Arial" w:cs="Arial"/>
+                          <w:sz w:val="18"/>
+                          <w:szCs w:val="18"/>
+                        </w:rPr>
+                        <w:t>fecha</w:t>
+                      </w:r>
+                      <w:proofErr w:type="gramEnd"/>
+                      <w:r>
+                        <w:rPr>
+                          <w:rFonts w:ascii="Arial" w:hAnsi="Arial" w:cs="Arial"/>
+                          <w:sz w:val="18"/>
+                          <w:szCs w:val="18"/>
+                        </w:rPr>
+                        <w:t>_</w:t>
+                      </w:r>
+                      <w:proofErr w:type="gramStart"/>
+                      <w:r>
+                        <w:rPr>
+                          <w:rFonts w:ascii="Arial" w:hAnsi="Arial" w:cs="Arial"/>
+                          <w:sz w:val="18"/>
+                          <w:szCs w:val="18"/>
+                        </w:rPr>
+                        <w:t>finalizacion</w:t>
+                      </w:r>
+                      <w:proofErr w:type="spellEnd"/>
+                      <w:r>
+                        <w:rPr>
+                          <w:rFonts w:ascii="Arial" w:hAnsi="Arial" w:cs="Arial"/>
+                          <w:sz w:val="18"/>
+                          <w:szCs w:val="18"/>
+                        </w:rPr>
+                        <w:t xml:space="preserve"> }</w:t>
+                      </w:r>
+                      <w:proofErr w:type="gramEnd"/>
+                      <w:r>
+                        <w:rPr>
+                          <w:rFonts w:ascii="Arial" w:hAnsi="Arial" w:cs="Arial"/>
+                          <w:sz w:val="18"/>
+                          <w:szCs w:val="18"/>
+                        </w:rPr>
+                        <w:t>}</w:t>
+                      </w:r>
+                    </w:p>
+                  </w:txbxContent>
+                </v:textbox>
+              </v:shape>
+            </w:pict>
+          </mc:Fallback>
+        </mc:AlternateContent>
+      </w:r>
+      <w:r>
+        <w:rPr>
+          <w:noProof/>
+        </w:rPr>
+        <mc:AlternateContent>
+          <mc:Choice Requires="wps">
+            <w:drawing>
+              <wp:anchor distT="0" distB="0" distL="114300" distR="114300" simplePos="0" relativeHeight="251720704" behindDoc="0" locked="0" layoutInCell="1" allowOverlap="1" wp14:anchorId="22F58E7D" wp14:editId="581972D6">
+                <wp:simplePos x="0" y="0"/>
+                <wp:positionH relativeFrom="column">
+                  <wp:posOffset>1578147</wp:posOffset>
+                </wp:positionH>
+                <wp:positionV relativeFrom="paragraph">
+                  <wp:posOffset>4049069</wp:posOffset>
+                </wp:positionV>
+                <wp:extent cx="782052" cy="236220"/>
+                <wp:effectExtent l="0" t="0" r="0" b="0"/>
+                <wp:wrapNone/>
+                <wp:docPr id="728755604" name="Cuadro de texto 5"/>
+                <wp:cNvGraphicFramePr/>
+                <a:graphic xmlns:a="http://schemas.openxmlformats.org/drawingml/2006/main">
+                  <a:graphicData uri="http://schemas.microsoft.com/office/word/2010/wordprocessingShape">
+                    <wps:wsp>
+                      <wps:cNvSpPr txBox="1"/>
+                      <wps:spPr>
+                        <a:xfrm>
+                          <a:off x="0" y="0"/>
+                          <a:ext cx="782052" cy="236220"/>
+                        </a:xfrm>
+                        <a:prstGeom prst="rect">
+                          <a:avLst/>
+                        </a:prstGeom>
+                        <a:noFill/>
+                        <a:ln>
+                          <a:noFill/>
+                        </a:ln>
+                      </wps:spPr>
+                      <wps:style>
+                        <a:lnRef idx="0">
+                          <a:scrgbClr r="0" g="0" b="0"/>
+                        </a:lnRef>
+                        <a:fillRef idx="0">
+                          <a:scrgbClr r="0" g="0" b="0"/>
+                        </a:fillRef>
+                        <a:effectRef idx="0">
+                          <a:scrgbClr r="0" g="0" b="0"/>
+                        </a:effectRef>
+                        <a:fontRef idx="minor">
+                          <a:schemeClr val="dk1"/>
+                        </a:fontRef>
+                      </wps:style>
+                      <wps:txbx>
+                        <w:txbxContent>
+                          <w:p>
+                            <w:pPr>
+                              <w:spacing w:after="120" w:line="408" w:lineRule="auto"/>
+                              <w:rPr>
+                                <w:rFonts w:ascii="Arial" w:hAnsi="Arial" w:cs="Arial"/>
+                                <w:sz w:val="18"/>
+                                <w:szCs w:val="18"/>
+                              </w:rPr>
+                            </w:pPr>
+                            <w:proofErr w:type="gramStart"/>
+                            <w:r>
+                              <w:rPr>
+                                <w:rFonts w:ascii="Arial" w:hAnsi="Arial" w:cs="Arial"/>
+                                <w:sz w:val="18"/>
+                                <w:szCs w:val="18"/>
+                              </w:rPr>
+                              <w:t xml:space="preserve">{{ </w:t>
+                            </w:r>
+                            <w:proofErr w:type="spellStart"/>
+                            <w:r>
+                              <w:rPr>
+                                <w:rFonts w:ascii="Arial" w:hAnsi="Arial" w:cs="Arial"/>
+                                <w:sz w:val="18"/>
+                                <w:szCs w:val="18"/>
+                              </w:rPr>
+                              <w:t>fecha</w:t>
+                            </w:r>
+                            <w:proofErr w:type="gramEnd"/>
+                            <w:r>
+                              <w:rPr>
+                                <w:rFonts w:ascii="Arial" w:hAnsi="Arial" w:cs="Arial"/>
+                                <w:sz w:val="18"/>
+                                <w:szCs w:val="18"/>
+                              </w:rPr>
+                              <w:t>_mes_anio_</w:t>
+                            </w:r>
+                            <w:proofErr w:type="gramStart"/>
+                            <w:r>
+                              <w:rPr>
+                                <w:rFonts w:ascii="Arial" w:hAnsi="Arial" w:cs="Arial"/>
+                                <w:sz w:val="18"/>
+                                <w:szCs w:val="18"/>
+                              </w:rPr>
+                              <w:t>espaciado</w:t>
+                            </w:r>
+                            <w:proofErr w:type="spellEnd"/>
+                            <w:r>
+                              <w:rPr>
+                                <w:rFonts w:ascii="Arial" w:hAnsi="Arial" w:cs="Arial"/>
+                                <w:sz w:val="18"/>
+                                <w:szCs w:val="18"/>
+                              </w:rPr>
+                              <w:t xml:space="preserve"> }</w:t>
+                            </w:r>
+                            <w:proofErr w:type="gramEnd"/>
+                            <w:r>
+                              <w:rPr>
+                                <w:rFonts w:ascii="Arial" w:hAnsi="Arial" w:cs="Arial"/>
+                                <w:sz w:val="18"/>
+                                <w:szCs w:val="18"/>
+                              </w:rPr>
+                              <w:t>}</w:t>
+                            </w:r>
+                          </w:p>
+                        </w:txbxContent>
+                      </wps:txbx>
+                      <wps:bodyPr rot="0" spcFirstLastPara="0" vertOverflow="overflow" horzOverflow="overflow" vert="horz" wrap="square" lIns="91440" tIns="45720" rIns="91440" bIns="45720" numCol="1" spcCol="0" rtlCol="0" fromWordArt="0" anchor="t" anchorCtr="0" forceAA="0" compatLnSpc="1">
+                        <a:prstTxWarp prst="textNoShape">
+                          <a:avLst/>
+                        </a:prstTxWarp>
+                        <a:noAutofit/>
+                      </wps:bodyPr>
+                    </wps:wsp>
+                  </a:graphicData>
+                </a:graphic>
+                <wp14:sizeRelH relativeFrom="margin">
+                  <wp14:pctWidth>0</wp14:pctWidth>
+                </wp14:sizeRelH>
+                <wp14:sizeRelV relativeFrom="margin">
+                  <wp14:pctHeight>0</wp14:pctHeight>
+                </wp14:sizeRelV>
+              </wp:anchor>
+            </w:drawing>
+          </mc:Choice>
+          <mc:Fallback>
+            <w:pict>
+              <v:shape w14:anchorId="22F58E7D" id="_x0000_s1055" type="#_x0000_t202" style="position:absolute;margin-left:124.25pt;margin-top:318.8pt;width:61.6pt;height:18.6pt;z-index:251720704;visibility:visible;mso-wrap-style:square;mso-width-percent:0;mso-height-percent:0;mso-wrap-distance-left:9pt;mso-wrap-distance-top:0;mso-wrap-distance-right:9pt;mso-wrap-distance-bottom:0;mso-position-horizontal:absolute;mso-position-horizontal-relative:text;mso-position-vertical:absolute;mso-position-vertical-relative:text;mso-width-percent:0;mso-height-percent:0;mso-width-relative:margin;mso-height-relative:margin;v-text-anchor:top" o:gfxdata="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" filled="f" stroked="f">
+                <v:textbox>
+                  <w:txbxContent>
+                    <w:p>
+                      <w:pPr>
+                        <w:spacing w:after="120" w:line="408" w:lineRule="auto"/>
+                        <w:rPr>
+                          <w:rFonts w:ascii="Arial" w:hAnsi="Arial" w:cs="Arial"/>
+                          <w:sz w:val="18"/>
+                          <w:szCs w:val="18"/>
+                        </w:rPr>
+                      </w:pPr>
+                      <w:proofErr w:type="gramStart"/>
+                      <w:r>
+                        <w:rPr>
+                          <w:rFonts w:ascii="Arial" w:hAnsi="Arial" w:cs="Arial"/>
+                          <w:sz w:val="18"/>
+                          <w:szCs w:val="18"/>
+                        </w:rPr>
+                        <w:t xml:space="preserve">{{ </w:t>
+                      </w:r>
+                      <w:proofErr w:type="spellStart"/>
+                      <w:r>
+                        <w:rPr>
+                          <w:rFonts w:ascii="Arial" w:hAnsi="Arial" w:cs="Arial"/>
+                          <w:sz w:val="18"/>
+                          <w:szCs w:val="18"/>
+                        </w:rPr>
+                        <w:t>fecha</w:t>
+                      </w:r>
+                      <w:proofErr w:type="gramEnd"/>
+                      <w:r>
+                        <w:rPr>
+                          <w:rFonts w:ascii="Arial" w:hAnsi="Arial" w:cs="Arial"/>
+                          <w:sz w:val="18"/>
+                          <w:szCs w:val="18"/>
+                        </w:rPr>
+                        <w:t>_mes_anio_</w:t>
+                      </w:r>
+                      <w:proofErr w:type="gramStart"/>
+                      <w:r>
+                        <w:rPr>
+                          <w:rFonts w:ascii="Arial" w:hAnsi="Arial" w:cs="Arial"/>
+                          <w:sz w:val="18"/>
+                          <w:szCs w:val="18"/>
+                        </w:rPr>
+                        <w:t>espaciado</w:t>
+                      </w:r>
+                      <w:proofErr w:type="spellEnd"/>
+                      <w:r>
+                        <w:rPr>
+                          <w:rFonts w:ascii="Arial" w:hAnsi="Arial" w:cs="Arial"/>
+                          <w:sz w:val="18"/>
+                          <w:szCs w:val="18"/>
+                        </w:rPr>
+                        <w:t xml:space="preserve"> }</w:t>
+                      </w:r>
+                      <w:proofErr w:type="gramEnd"/>
+                      <w:r>
+                        <w:rPr>
+                          <w:rFonts w:ascii="Arial" w:hAnsi="Arial" w:cs="Arial"/>
+                          <w:sz w:val="18"/>
+                          <w:szCs w:val="18"/>
+                        </w:rPr>
+                        <w:t>}</w:t>
+                      </w:r>
+                    </w:p>
+                  </w:txbxContent>
+                </v:textbox>
+              </v:shape>
+            </w:pict>
+          </mc:Fallback>
+        </mc:AlternateContent>
+      </w:r>
       <w:r>
         <w:rPr>
           <w:noProof/>
@@ -5784,15 +6528,36 @@
           </mc:Choice>
           <mc:Fallback>
             <w:pict>
-              <v:shape w14:anchorId="08123D2B" id="Cuadro de texto 27" o:spid="_x0000_s1055" type="#_x0000_t202" style="position:absolute;margin-left:0;margin-top:403.15pt;width:546.35pt;height:379.05pt;z-index:251734016;visibility:visible;mso-wrap-style:square;mso-wrap-distance-left:9pt;mso-wrap-distance-top:0;mso-wrap-distance-right:9pt;mso-wrap-distance-bottom:0;mso-position-horizontal:center;mso-position-horizontal-relative:margin;mso-position-vertical:absolute;mso-position-vertical-relative:text;v-text-anchor:top" o:gfxdata="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" filled="f" stroked="f">
+              <v:shape w14:anchorId="08123D2B" id="Cuadro de texto 27" o:spid="_x0000_s1068" type="#_x0000_t202" style="position:absolute;margin-left:0;margin-top:403.15pt;width:546.35pt;height:379.05pt;z-index:251734016;visibility:visible;mso-wrap-style:square;mso-wrap-distance-left:9pt;mso-wrap-distance-top:0;mso-wrap-distance-right:9pt;mso-wrap-distance-bottom:0;mso-position-horizontal:center;mso-position-horizontal-relative:margin;mso-position-vertical:absolute;mso-position-vertical-relative:text;v-text-anchor:top" o:gfxdata="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" filled="f" stroked="f">
                 <v:textbox>
                   <w:txbxContent>
                     <w:p>
                       <w:pPr>
                         <w:jc w:val="center"/>
                       </w:pPr>
-                      <w:r>
-                        <w:t>{{ cc_trasera }}</w:t>
+                      <w:proofErr w:type="gramStart"/>
+                      <w:r>
+                        <w:t xml:space="preserve">{{ </w:t>
+                      </w:r>
+                      <w:proofErr w:type="spellStart"/>
+                      <w:r>
+                        <w:t>cc</w:t>
+                      </w:r>
+                      <w:proofErr w:type="gramEnd"/>
+                      <w:r>
+                        <w:t>_</w:t>
+                      </w:r>
+                      <w:proofErr w:type="gramStart"/>
+                      <w:r>
+                        <w:t>trasera</w:t>
+                      </w:r>
+                      <w:proofErr w:type="spellEnd"/>
+                      <w:r>
+                        <w:t xml:space="preserve"> }</w:t>
+                      </w:r>
+                      <w:proofErr w:type="gramEnd"/>
+                      <w:r>
+                        <w:t>}</w:t>
                       </w:r>
                     </w:p>
                   </w:txbxContent>
@@ -5907,15 +6672,36 @@
           </mc:Choice>
           <mc:Fallback>
             <w:pict>
-              <v:shape w14:anchorId="08C9A091" id="_x0000_s1056" type="#_x0000_t202" style="position:absolute;margin-left:0;margin-top:2.35pt;width:546.2pt;height:378.95pt;z-index:251736064;visibility:visible;mso-wrap-style:square;mso-width-percent:0;mso-height-percent:0;mso-wrap-distance-left:9pt;mso-wrap-distance-top:0;mso-wrap-distance-right:9pt;mso-wrap-distance-bottom:0;mso-position-horizontal:center;mso-position-horizontal-relative:margin;mso-position-vertical:absolute;mso-position-vertical-relative:text;mso-width-percent:0;mso-height-percent:0;mso-width-relative:margin;mso-height-relative:margin;v-text-anchor:top" o:gfxdata="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" filled="f" stroked="f">
+              <v:shape w14:anchorId="08C9A091" id="_x0000_s1069" type="#_x0000_t202" style="position:absolute;margin-left:0;margin-top:2.35pt;width:546.2pt;height:378.95pt;z-index:251736064;visibility:visible;mso-wrap-style:square;mso-width-percent:0;mso-height-percent:0;mso-wrap-distance-left:9pt;mso-wrap-distance-top:0;mso-wrap-distance-right:9pt;mso-wrap-distance-bottom:0;mso-position-horizontal:center;mso-position-horizontal-relative:margin;mso-position-vertical:absolute;mso-position-vertical-relative:text;mso-width-percent:0;mso-height-percent:0;mso-width-relative:margin;mso-height-relative:margin;v-text-anchor:top" o:gfxdata="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" filled="f" stroked="f">
                 <v:textbox>
                   <w:txbxContent>
                     <w:p>
                       <w:pPr>
                         <w:jc w:val="center"/>
                       </w:pPr>
-                      <w:r>
-                        <w:t>{{ cc_frontal }}</w:t>
+                      <w:proofErr w:type="gramStart"/>
+                      <w:r>
+                        <w:t xml:space="preserve">{{ </w:t>
+                      </w:r>
+                      <w:proofErr w:type="spellStart"/>
+                      <w:r>
+                        <w:t>cc</w:t>
+                      </w:r>
+                      <w:proofErr w:type="gramEnd"/>
+                      <w:r>
+                        <w:t>_</w:t>
+                      </w:r>
+                      <w:proofErr w:type="gramStart"/>
+                      <w:r>
+                        <w:t>frontal</w:t>
+                      </w:r>
+                      <w:proofErr w:type="spellEnd"/>
+                      <w:r>
+                        <w:t xml:space="preserve"> }</w:t>
+                      </w:r>
+                      <w:proofErr w:type="gramEnd"/>
+                      <w:r>
+                        <w:t>}</w:t>
                       </w:r>
                     </w:p>
                   </w:txbxContent>
@@ -6021,15 +6807,20 @@
           </mc:Choice>
           <mc:Fallback>
             <w:pict>
-              <v:shape w14:anchorId="77B62C80" id="_x0000_s1057" type="#_x0000_t202" style="position:absolute;margin-left:0;margin-top:-23.8pt;width:546.25pt;height:379pt;z-index:251729920;visibility:visible;mso-wrap-style:square;mso-width-percent:0;mso-height-percent:0;mso-wrap-distance-left:9pt;mso-wrap-distance-top:0;mso-wrap-distance-right:9pt;mso-wrap-distance-bottom:0;mso-position-horizontal:center;mso-position-horizontal-relative:margin;mso-position-vertical:absolute;mso-position-vertical-relative:text;mso-width-percent:0;mso-height-percent:0;mso-width-relative:margin;mso-height-relative:margin;v-text-anchor:top" o:gfxdata="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" filled="f" stroked="f">
+              <v:shape w14:anchorId="77B62C80" id="_x0000_s1070" type="#_x0000_t202" style="position:absolute;margin-left:0;margin-top:-23.8pt;width:546.25pt;height:379pt;z-index:251729920;visibility:visible;mso-wrap-style:square;mso-width-percent:0;mso-height-percent:0;mso-wrap-distance-left:9pt;mso-wrap-distance-top:0;mso-wrap-distance-right:9pt;mso-wrap-distance-bottom:0;mso-position-horizontal:center;mso-position-horizontal-relative:margin;mso-position-vertical:absolute;mso-position-vertical-relative:text;mso-width-percent:0;mso-height-percent:0;mso-width-relative:margin;mso-height-relative:margin;v-text-anchor:top" o:gfxdata="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" filled="f" stroked="f">
                 <v:textbox>
                   <w:txbxContent>
                     <w:p>
                       <w:pPr>
                         <w:jc w:val="center"/>
                       </w:pPr>
-                      <w:r>
-                        <w:t>{{ recibo }}</w:t>
+                      <w:proofErr w:type="gramStart"/>
+                      <w:r>
+                        <w:t>{{ recibo</w:t>
+                      </w:r>
+                      <w:proofErr w:type="gramEnd"/>
+                      <w:r>
+                        <w:t xml:space="preserve"> }}</w:t>
                       </w:r>
                     </w:p>
                   </w:txbxContent>
@@ -6105,7 +6896,7 @@
           </mc:Choice>
           <mc:Fallback>
             <w:pict>
-              <v:shape w14:anchorId="62CB8EAC" id="_x0000_s1058" type="#_x0000_t202" style="position:absolute;margin-left:113.9pt;margin-top:309.45pt;width:50.75pt;height:9.05pt;z-index:-251598848;visibility:visible;mso-wrap-style:square;mso-width-percent:0;mso-height-percent:0;mso-wrap-distance-left:9pt;mso-wrap-distance-top:0;mso-wrap-distance-right:9pt;mso-wrap-distance-bottom:0;mso-position-horizontal:absolute;mso-position-horizontal-relative:text;mso-position-vertical:absolute;mso-position-vertical-relative:text;mso-width-percent:0;mso-height-percent:0;mso-width-relative:margin;mso-height-relative:margin;v-text-anchor:top" o:gfxdata="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" fillcolor="white [3201]" stroked="f" strokeweight=".5pt">
+              <v:shape w14:anchorId="62CB8EAC" id="_x0000_s1071" type="#_x0000_t202" style="position:absolute;margin-left:113.9pt;margin-top:309.45pt;width:50.75pt;height:9.05pt;z-index:-251598848;visibility:visible;mso-wrap-style:square;mso-width-percent:0;mso-height-percent:0;mso-wrap-distance-left:9pt;mso-wrap-distance-top:0;mso-wrap-distance-right:9pt;mso-wrap-distance-bottom:0;mso-position-horizontal:absolute;mso-position-horizontal-relative:text;mso-position-vertical:absolute;mso-position-vertical-relative:text;mso-width-percent:0;mso-height-percent:0;mso-width-relative:margin;mso-height-relative:margin;v-text-anchor:top" o:gfxdata="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" fillcolor="white [3201]" stroked="f" strokeweight=".5pt">
                 <v:textbox>
                   <w:txbxContent>
                     <w:p/>
@@ -6175,7 +6966,7 @@
           </mc:Choice>
           <mc:Fallback>
             <w:pict>
-              <v:shape w14:anchorId="539E6F88" id="_x0000_s1059" type="#_x0000_t202" style="position:absolute;margin-left:112.9pt;margin-top:330.7pt;width:50.7pt;height:10.9pt;z-index:251712512;visibility:visible;mso-wrap-style:square;mso-wrap-distance-left:9pt;mso-wrap-distance-top:0;mso-wrap-distance-right:9pt;mso-wrap-distance-bottom:0;mso-position-horizontal:absolute;mso-position-horizontal-relative:text;mso-position-vertical:absolute;mso-position-vertical-relative:text;v-text-anchor:top" o:gfxdata="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" fillcolor="white [3201]" stroked="f" strokeweight=".5pt">
+              <v:shape w14:anchorId="539E6F88" id="_x0000_s1072" type="#_x0000_t202" style="position:absolute;margin-left:112.9pt;margin-top:330.7pt;width:50.7pt;height:10.9pt;z-index:251712512;visibility:visible;mso-wrap-style:square;mso-wrap-distance-left:9pt;mso-wrap-distance-top:0;mso-wrap-distance-right:9pt;mso-wrap-distance-bottom:0;mso-position-horizontal:absolute;mso-position-horizontal-relative:text;mso-position-vertical:absolute;mso-position-vertical-relative:text;v-text-anchor:top" o:gfxdata="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" fillcolor="white [3201]" stroked="f" strokeweight=".5pt">
                 <v:textbox>
                   <w:txbxContent>
                     <w:p/>
